--- a/IT Hodiny/namety_postupu_skolenia.docx
+++ b/IT Hodiny/namety_postupu_skolenia.docx
@@ -9,15 +9,7 @@
       <w:bookmarkStart w:id="0" w:name="_Toc210144977"/>
       <w:bookmarkStart w:id="1" w:name="_Toc210145037"/>
       <w:r>
-        <w:t xml:space="preserve">Programovanie </w:t>
-      </w:r>
-      <w:proofErr w:type="spellStart"/>
-      <w:r>
-        <w:t>Python</w:t>
-      </w:r>
-      <w:proofErr w:type="spellEnd"/>
-      <w:r>
-        <w:t xml:space="preserve"> pre </w:t>
+        <w:t xml:space="preserve">Programovanie Python pre </w:t>
       </w:r>
       <w:r>
         <w:t>mladých.</w:t>
@@ -81,7 +73,6 @@
               <w:szCs w:val="28"/>
             </w:rPr>
           </w:pPr>
-          <w:proofErr w:type="spellStart"/>
           <w:r>
             <w:rPr>
               <w:color w:val="auto"/>
@@ -90,7 +81,6 @@
             </w:rPr>
             <w:t>Obsah</w:t>
           </w:r>
-          <w:proofErr w:type="spellEnd"/>
         </w:p>
         <w:p>
           <w:pPr>
@@ -1973,42 +1963,12 @@
     </w:p>
     <w:p>
       <w:hyperlink r:id="rId9" w:history="1">
-        <w:proofErr w:type="spellStart"/>
         <w:r>
           <w:rPr>
             <w:rStyle w:val="Hyperlink"/>
           </w:rPr>
-          <w:t>Python</w:t>
+          <w:t>Python Module Index — Python 3.12.5 documentation</w:t>
         </w:r>
-        <w:proofErr w:type="spellEnd"/>
-        <w:r>
-          <w:rPr>
-            <w:rStyle w:val="Hyperlink"/>
-          </w:rPr>
-          <w:t xml:space="preserve"> Module Index — </w:t>
-        </w:r>
-        <w:proofErr w:type="spellStart"/>
-        <w:r>
-          <w:rPr>
-            <w:rStyle w:val="Hyperlink"/>
-          </w:rPr>
-          <w:t>Python</w:t>
-        </w:r>
-        <w:proofErr w:type="spellEnd"/>
-        <w:r>
-          <w:rPr>
-            <w:rStyle w:val="Hyperlink"/>
-          </w:rPr>
-          <w:t xml:space="preserve"> 3.12.5 </w:t>
-        </w:r>
-        <w:proofErr w:type="spellStart"/>
-        <w:r>
-          <w:rPr>
-            <w:rStyle w:val="Hyperlink"/>
-          </w:rPr>
-          <w:t>documentation</w:t>
-        </w:r>
-        <w:proofErr w:type="spellEnd"/>
       </w:hyperlink>
     </w:p>
     <w:p/>
@@ -2032,23 +1992,7 @@
         <w:t>V</w:t>
       </w:r>
       <w:r>
-        <w:t xml:space="preserve"> </w:t>
-      </w:r>
-      <w:proofErr w:type="spellStart"/>
-      <w:r>
-        <w:t>priklade</w:t>
-      </w:r>
-      <w:proofErr w:type="spellEnd"/>
-      <w:r>
-        <w:t xml:space="preserve"> rps.py je vytvorenie </w:t>
-      </w:r>
-      <w:proofErr w:type="spellStart"/>
-      <w:r>
-        <w:t>jednoduche</w:t>
-      </w:r>
-      <w:proofErr w:type="spellEnd"/>
-      <w:r>
-        <w:t xml:space="preserve"> hry kam</w:t>
+        <w:t xml:space="preserve"> priklade rps.py je vytvorenie jednoduche hry kam</w:t>
       </w:r>
       <w:r>
         <w:t>eň</w:t>
@@ -2068,28 +2012,15 @@
         <w:t>rps0_2.py</w:t>
       </w:r>
       <w:r>
-        <w:t xml:space="preserve"> – úprava vstupu s konverziou na </w:t>
-      </w:r>
-      <w:proofErr w:type="spellStart"/>
-      <w:r>
-        <w:t>integer</w:t>
-      </w:r>
-      <w:proofErr w:type="spellEnd"/>
+        <w:t xml:space="preserve"> – úprava vstupu s konverziou na integer</w:t>
+      </w:r>
     </w:p>
     <w:p>
       <w:r>
         <w:t>rps0_3.py</w:t>
       </w:r>
       <w:r>
-        <w:t xml:space="preserve"> – doplnenie náhodného hádzania pre </w:t>
-      </w:r>
-      <w:proofErr w:type="spellStart"/>
-      <w:r>
-        <w:t>Python</w:t>
-      </w:r>
-      <w:proofErr w:type="spellEnd"/>
-      <w:r>
-        <w:t xml:space="preserve"> (počítač)</w:t>
+        <w:t xml:space="preserve"> – doplnenie náhodného hádzania pre Python (počítač)</w:t>
       </w:r>
     </w:p>
     <w:p/>
@@ -2118,18 +2049,10 @@
     </w:p>
     <w:p>
       <w:r>
-        <w:t xml:space="preserve">rps4.py – úprava kódu na </w:t>
-      </w:r>
-      <w:proofErr w:type="spellStart"/>
-      <w:r>
-        <w:t>game_</w:t>
-      </w:r>
-      <w:r>
-        <w:t>count</w:t>
-      </w:r>
-      <w:proofErr w:type="spellEnd"/>
-      <w:r>
-        <w:t>=0</w:t>
+        <w:t>rps4.py – úprava kódu na game_</w:t>
+      </w:r>
+      <w:r>
+        <w:t>count=0</w:t>
       </w:r>
     </w:p>
     <w:p/>
@@ -2156,15 +2079,7 @@
         <w:t>Rozdiel medzi zoznam</w:t>
       </w:r>
       <w:r>
-        <w:t>ami a n-</w:t>
-      </w:r>
-      <w:proofErr w:type="spellStart"/>
-      <w:r>
-        <w:t>ticami</w:t>
-      </w:r>
-      <w:proofErr w:type="spellEnd"/>
-      <w:r>
-        <w:t>.</w:t>
+        <w:t>ami a n-ticami.</w:t>
       </w:r>
     </w:p>
     <w:p>
@@ -2270,11 +2185,9 @@
       <w:r>
         <w:t> </w:t>
       </w:r>
-      <w:proofErr w:type="spellStart"/>
       <w:r>
         <w:t>Kubiho</w:t>
       </w:r>
-      <w:proofErr w:type="spellEnd"/>
     </w:p>
     <w:p/>
     <w:p>
@@ -2283,54 +2196,22 @@
       </w:pPr>
       <w:bookmarkStart w:id="16" w:name="_Toc210144985"/>
       <w:bookmarkStart w:id="17" w:name="_Toc210145045"/>
-      <w:proofErr w:type="spellStart"/>
-      <w:r>
-        <w:t>Python</w:t>
-      </w:r>
-      <w:proofErr w:type="spellEnd"/>
-      <w:r>
-        <w:t xml:space="preserve"> Web </w:t>
-      </w:r>
-      <w:proofErr w:type="spellStart"/>
-      <w:r>
-        <w:t>Development</w:t>
-      </w:r>
-      <w:proofErr w:type="spellEnd"/>
-      <w:r>
-        <w:t xml:space="preserve"> </w:t>
-      </w:r>
-      <w:proofErr w:type="spellStart"/>
-      <w:r>
-        <w:t>With</w:t>
-      </w:r>
-      <w:proofErr w:type="spellEnd"/>
-      <w:r>
-        <w:t xml:space="preserve"> </w:t>
-      </w:r>
-      <w:proofErr w:type="spellStart"/>
-      <w:r>
-        <w:t>Django</w:t>
+      <w:r>
+        <w:t>Python Web Development With Django</w:t>
       </w:r>
       <w:bookmarkEnd w:id="16"/>
       <w:bookmarkEnd w:id="17"/>
-      <w:proofErr w:type="spellEnd"/>
     </w:p>
     <w:p>
       <w:r>
         <w:t xml:space="preserve">Vytváranie jednoduchých </w:t>
       </w:r>
-      <w:proofErr w:type="spellStart"/>
       <w:r>
         <w:t>webovský</w:t>
       </w:r>
       <w:r>
-        <w:t>ch</w:t>
-      </w:r>
-      <w:proofErr w:type="spellEnd"/>
-      <w:r>
-        <w:t xml:space="preserve"> stránok bol ktoré sú tvorené programovacím jazykom </w:t>
-      </w:r>
-      <w:proofErr w:type="spellStart"/>
+        <w:t xml:space="preserve">ch stránok bol ktoré sú tvorené programovacím jazykom </w:t>
+      </w:r>
       <w:r>
         <w:t>Py</w:t>
       </w:r>
@@ -2343,7 +2224,6 @@
       <w:r>
         <w:t>on</w:t>
       </w:r>
-      <w:proofErr w:type="spellEnd"/>
       <w:r>
         <w:t>.</w:t>
       </w:r>
@@ -2357,61 +2237,11 @@
       <w:bookmarkStart w:id="19" w:name="_Toc210144986"/>
       <w:bookmarkStart w:id="20" w:name="_Toc210145046"/>
       <w:bookmarkEnd w:id="18"/>
-      <w:proofErr w:type="spellStart"/>
-      <w:r>
-        <w:t>Python</w:t>
-      </w:r>
-      <w:proofErr w:type="spellEnd"/>
-      <w:r>
-        <w:t xml:space="preserve"> </w:t>
-      </w:r>
-      <w:proofErr w:type="spellStart"/>
-      <w:r>
-        <w:t>for</w:t>
-      </w:r>
-      <w:proofErr w:type="spellEnd"/>
-      <w:r>
-        <w:t xml:space="preserve"> Game </w:t>
-      </w:r>
-      <w:proofErr w:type="spellStart"/>
-      <w:r>
-        <w:t>Development</w:t>
-      </w:r>
-      <w:proofErr w:type="spellEnd"/>
-      <w:r>
-        <w:t xml:space="preserve">: </w:t>
-      </w:r>
-      <w:proofErr w:type="spellStart"/>
-      <w:r>
-        <w:t>Getting</w:t>
-      </w:r>
-      <w:proofErr w:type="spellEnd"/>
-      <w:r>
-        <w:t xml:space="preserve"> </w:t>
-      </w:r>
-      <w:proofErr w:type="spellStart"/>
-      <w:r>
-        <w:t>Started</w:t>
-      </w:r>
-      <w:proofErr w:type="spellEnd"/>
-      <w:r>
-        <w:t xml:space="preserve"> </w:t>
-      </w:r>
-      <w:proofErr w:type="spellStart"/>
-      <w:r>
-        <w:t>with</w:t>
-      </w:r>
-      <w:proofErr w:type="spellEnd"/>
-      <w:r>
-        <w:t xml:space="preserve"> </w:t>
-      </w:r>
-      <w:proofErr w:type="spellStart"/>
-      <w:r>
-        <w:t>Pygame</w:t>
+      <w:r>
+        <w:t>Python for Game Development: Getting Started with Pygame</w:t>
       </w:r>
       <w:bookmarkEnd w:id="19"/>
       <w:bookmarkEnd w:id="20"/>
-      <w:proofErr w:type="spellEnd"/>
     </w:p>
     <w:p>
       <w:hyperlink r:id="rId11" w:history="1">
@@ -2432,21 +2262,11 @@
       </w:pPr>
       <w:bookmarkStart w:id="21" w:name="_Toc210144987"/>
       <w:bookmarkStart w:id="22" w:name="_Toc210145047"/>
-      <w:proofErr w:type="spellStart"/>
-      <w:r>
-        <w:t>PyGame</w:t>
-      </w:r>
-      <w:proofErr w:type="spellEnd"/>
-      <w:r>
-        <w:t xml:space="preserve"> </w:t>
-      </w:r>
-      <w:proofErr w:type="spellStart"/>
-      <w:r>
-        <w:t>Tutorial</w:t>
+      <w:r>
+        <w:t>PyGame Tutorial</w:t>
       </w:r>
       <w:bookmarkEnd w:id="21"/>
       <w:bookmarkEnd w:id="22"/>
-      <w:proofErr w:type="spellEnd"/>
     </w:p>
     <w:p>
       <w:hyperlink r:id="rId12" w:history="1">
@@ -2500,23 +2320,7 @@
     </w:p>
     <w:p>
       <w:r>
-        <w:t xml:space="preserve">Na spustenie hry musia byť všetky potrebné moduly </w:t>
-      </w:r>
-      <w:proofErr w:type="spellStart"/>
-      <w:r>
-        <w:t>Pygame</w:t>
-      </w:r>
-      <w:proofErr w:type="spellEnd"/>
-      <w:r>
-        <w:t xml:space="preserve"> inicializované pomocou </w:t>
-      </w:r>
-      <w:proofErr w:type="spellStart"/>
-      <w:r>
-        <w:t>pygame.init</w:t>
-      </w:r>
-      <w:proofErr w:type="spellEnd"/>
-      <w:r>
-        <w:t>().</w:t>
+        <w:t>Na spustenie hry musia byť všetky potrebné moduly Pygame inicializované pomocou pygame.init().</w:t>
       </w:r>
     </w:p>
     <w:p>
@@ -2543,21 +2347,12 @@
       <w:r>
         <w:t xml:space="preserve">Funkcia </w:t>
       </w:r>
-      <w:proofErr w:type="spellStart"/>
       <w:r>
         <w:rPr>
           <w:b/>
           <w:bCs/>
         </w:rPr>
-        <w:t>pygame.display.set_mode</w:t>
-      </w:r>
-      <w:proofErr w:type="spellEnd"/>
-      <w:r>
-        <w:rPr>
-          <w:b/>
-          <w:bCs/>
-        </w:rPr>
-        <w:t>()</w:t>
+        <w:t>pygame.display.set_mode()</w:t>
       </w:r>
       <w:r>
         <w:t xml:space="preserve"> vytvorí okno s danou výškou a šírkou. Toto okno bude slúžiť ako plátno pre vašu hru, na ktoré nakreslíte každý prvok.</w:t>
@@ -2574,19 +2369,18 @@
           <w:i/>
           <w:iCs/>
         </w:rPr>
-        <w:t xml:space="preserve"> </w:t>
-      </w:r>
-      <w:proofErr w:type="spellStart"/>
-      <w:r>
+        <w:t xml:space="preserve"> pygame.display.set_caption().</w:t>
+      </w:r>
+    </w:p>
+    <w:p>
+      <w:pPr>
         <w:rPr>
           <w:b/>
           <w:bCs/>
           <w:i/>
           <w:iCs/>
         </w:rPr>
-        <w:t>pygame.display.set_caption</w:t>
-      </w:r>
-      <w:proofErr w:type="spellEnd"/>
+      </w:pPr>
       <w:r>
         <w:rPr>
           <w:b/>
@@ -2594,7 +2388,23 @@
           <w:i/>
           <w:iCs/>
         </w:rPr>
-        <w:t>().</w:t>
+        <w:t>FPS a herné hodiny:</w:t>
+      </w:r>
+    </w:p>
+    <w:p>
+      <w:r>
+        <w:t>pygame.time</w:t>
+      </w:r>
+      <w:r>
+        <w:t xml:space="preserve"> pri</w:t>
+      </w:r>
+      <w:r>
+        <w:t xml:space="preserve"> vytvorení objektu hodín vám Clock() dáva možnosť upraviť snímkovú frekvenciu hernej slučky.</w:t>
+      </w:r>
+    </w:p>
+    <w:p>
+      <w:r>
+        <w:t>Hra má zaručenú prevádzku pri 60 snímkach za sekundu (FPS) vďaka clock.tick(60).</w:t>
       </w:r>
     </w:p>
     <w:p>
@@ -2613,41 +2423,17 @@
           <w:i/>
           <w:iCs/>
         </w:rPr>
-        <w:t>FPS a herné hodiny:</w:t>
-      </w:r>
-    </w:p>
-    <w:p>
-      <w:proofErr w:type="spellStart"/>
-      <w:r>
-        <w:t>pygame.time</w:t>
-      </w:r>
-      <w:proofErr w:type="spellEnd"/>
-      <w:r>
-        <w:t xml:space="preserve"> pri</w:t>
-      </w:r>
-      <w:r>
-        <w:t xml:space="preserve"> vytvorení objektu hodín vám </w:t>
-      </w:r>
-      <w:proofErr w:type="spellStart"/>
-      <w:r>
-        <w:t>Clock</w:t>
-      </w:r>
-      <w:proofErr w:type="spellEnd"/>
-      <w:r>
-        <w:t>() dáva možnosť upraviť snímkovú frekvenciu hernej slučky.</w:t>
-      </w:r>
-    </w:p>
-    <w:p>
-      <w:r>
-        <w:t xml:space="preserve">Hra má zaručenú prevádzku pri 60 snímkach za sekundu (FPS) vďaka </w:t>
-      </w:r>
-      <w:proofErr w:type="spellStart"/>
-      <w:r>
-        <w:t>clock.tick</w:t>
-      </w:r>
-      <w:proofErr w:type="spellEnd"/>
-      <w:r>
-        <w:t>(60).</w:t>
+        <w:t>Slučka hlavnej hry</w:t>
+      </w:r>
+    </w:p>
+    <w:p>
+      <w:r>
+        <w:t>Hru udržiava slučka while True. Vo vnútri kód aktualizuje obrazovku hry, prekresľuje položky a počúva akcie (napríklad zatvorenie okna).</w:t>
+      </w:r>
+    </w:p>
+    <w:p>
+      <w:r>
+        <w:t>Všetky udalosti vrátane stlačení klávesov, kliknutí myšou a udalostí zatvorenia okien načíta pygame.event.get(). Hra sa skončí, ak sa udalosť uzavrela (pygame. QUIT).</w:t>
       </w:r>
     </w:p>
     <w:p>
@@ -2666,60 +2452,121 @@
           <w:i/>
           <w:iCs/>
         </w:rPr>
-        <w:t>Slučka hlavnej hry</w:t>
-      </w:r>
-    </w:p>
-    <w:p>
-      <w:r>
-        <w:t xml:space="preserve">Hru udržiava slučka </w:t>
-      </w:r>
-      <w:proofErr w:type="spellStart"/>
-      <w:r>
-        <w:t>while</w:t>
-      </w:r>
-      <w:proofErr w:type="spellEnd"/>
-      <w:r>
-        <w:t xml:space="preserve"> </w:t>
-      </w:r>
-      <w:proofErr w:type="spellStart"/>
-      <w:r>
-        <w:t>True</w:t>
-      </w:r>
-      <w:proofErr w:type="spellEnd"/>
-      <w:r>
-        <w:t>. Vo vnútri kód aktualizuje obrazovku hry, prekresľuje položky a počúva akcie (napríklad zatvorenie okna).</w:t>
-      </w:r>
-    </w:p>
-    <w:p>
-      <w:r>
-        <w:t xml:space="preserve">Všetky udalosti vrátane stlačení klávesov, kliknutí myšou a udalostí zatvorenia okien načíta </w:t>
-      </w:r>
-      <w:proofErr w:type="spellStart"/>
-      <w:r>
-        <w:t>pygame.event.get</w:t>
-      </w:r>
-      <w:proofErr w:type="spellEnd"/>
-      <w:r>
-        <w:t>(). Hra sa skončí, ak sa udalosť uzavrela (</w:t>
-      </w:r>
-      <w:proofErr w:type="spellStart"/>
-      <w:r>
-        <w:t>pygame</w:t>
-      </w:r>
-      <w:proofErr w:type="spellEnd"/>
-      <w:r>
-        <w:t>. QUIT).</w:t>
-      </w:r>
-    </w:p>
-    <w:p>
-      <w:pPr>
+        <w:t>Aktualizácie obrazovky a vykresľovania:</w:t>
+      </w:r>
+    </w:p>
+    <w:p>
+      <w:r>
+        <w:t>Screen.fill (WHITE) vyplní obrazovku konkrétnou farbou. Nakoniec tu nakreslíte pozadia, objekty alebo škriatkov.</w:t>
+      </w:r>
+    </w:p>
+    <w:p>
+      <w:r>
+        <w:t>Všetky zmeny vykonané počas slučky sa aktualizujú na obrazovke pomocou pygame.display.flip().</w:t>
+      </w:r>
+    </w:p>
+    <w:p/>
+    <w:p>
+      <w:pPr>
+        <w:pStyle w:val="Heading2"/>
+      </w:pPr>
+      <w:bookmarkStart w:id="23" w:name="_Toc210144988"/>
+      <w:bookmarkStart w:id="24" w:name="_Toc210145048"/>
+      <w:r>
+        <w:t>Pohyb.</w:t>
+      </w:r>
+      <w:bookmarkEnd w:id="23"/>
+      <w:bookmarkEnd w:id="24"/>
+    </w:p>
+    <w:p>
+      <w:pPr>
+        <w:rPr>
+          <w:b/>
+          <w:bCs/>
+        </w:rPr>
+      </w:pPr>
+      <w:r>
+        <w:rPr>
+          <w:b/>
+          <w:bCs/>
+        </w:rPr>
+        <w:t>Konfigurácia hráča:</w:t>
+      </w:r>
+      <w:r>
+        <w:rPr>
+          <w:b/>
+          <w:bCs/>
+        </w:rPr>
+        <w:t xml:space="preserve"> - praktický proklad v programe </w:t>
+      </w:r>
+      <w:r>
+        <w:rPr>
+          <w:b/>
+          <w:bCs/>
+          <w:color w:val="EE0000"/>
+        </w:rPr>
+        <w:t>pohyb.py</w:t>
+      </w:r>
+    </w:p>
+    <w:p>
+      <w:pPr>
+        <w:numPr>
+          <w:ilvl w:val="0"/>
+          <w:numId w:val="21"/>
+        </w:numPr>
+      </w:pPr>
+      <w:r>
+        <w:t>Bol predstavený hráč; Predstavuje ho obdĺžnik, ktorý je vycentrovaný na obrazovke. Prehrávač má veľkosť 50x50 pixelov.</w:t>
+      </w:r>
+    </w:p>
+    <w:p>
+      <w:pPr>
+        <w:numPr>
+          <w:ilvl w:val="0"/>
+          <w:numId w:val="21"/>
+        </w:numPr>
+      </w:pPr>
+      <w:r>
+        <w:t xml:space="preserve">Pozícia hráča je určená </w:t>
+      </w:r>
+      <w:r>
         <w:rPr>
           <w:b/>
           <w:bCs/>
           <w:i/>
           <w:iCs/>
         </w:rPr>
-      </w:pPr>
+        <w:t>player_x a player_y</w:t>
+      </w:r>
+      <w:r>
+        <w:t>, zatiaľ čo jeho rýchlosť je riadená player_speed.</w:t>
+      </w:r>
+    </w:p>
+    <w:p>
+      <w:pPr>
+        <w:rPr>
+          <w:b/>
+          <w:bCs/>
+        </w:rPr>
+      </w:pPr>
+      <w:r>
+        <w:rPr>
+          <w:b/>
+          <w:bCs/>
+        </w:rPr>
+        <w:t>Správa vstupu:</w:t>
+      </w:r>
+    </w:p>
+    <w:p>
+      <w:pPr>
+        <w:numPr>
+          <w:ilvl w:val="0"/>
+          <w:numId w:val="31"/>
+        </w:numPr>
+      </w:pPr>
+      <w:r>
+        <w:t xml:space="preserve">Funkcia </w:t>
+      </w:r>
       <w:r>
         <w:rPr>
           <w:b/>
@@ -2727,168 +2574,10 @@
           <w:i/>
           <w:iCs/>
         </w:rPr>
-        <w:t>Aktualizácie obrazovky a vykresľovania:</w:t>
-      </w:r>
-    </w:p>
-    <w:p>
-      <w:proofErr w:type="spellStart"/>
-      <w:r>
-        <w:t>Screen.fill</w:t>
-      </w:r>
-      <w:proofErr w:type="spellEnd"/>
-      <w:r>
-        <w:t xml:space="preserve"> (WHITE) vyplní obrazovku konkrétnou farbou. Nakoniec tu nakreslíte pozadia, objekty alebo škriatkov.</w:t>
-      </w:r>
-    </w:p>
-    <w:p>
-      <w:r>
-        <w:t xml:space="preserve">Všetky zmeny vykonané počas slučky sa aktualizujú na obrazovke pomocou </w:t>
-      </w:r>
-      <w:proofErr w:type="spellStart"/>
-      <w:r>
-        <w:t>pygame.display.flip</w:t>
-      </w:r>
-      <w:proofErr w:type="spellEnd"/>
-      <w:r>
-        <w:t>().</w:t>
-      </w:r>
-    </w:p>
-    <w:p/>
-    <w:p>
-      <w:pPr>
-        <w:pStyle w:val="Heading2"/>
-      </w:pPr>
-      <w:bookmarkStart w:id="23" w:name="_Toc210144988"/>
-      <w:bookmarkStart w:id="24" w:name="_Toc210145048"/>
-      <w:r>
-        <w:t>Pohyb.</w:t>
-      </w:r>
-      <w:bookmarkEnd w:id="23"/>
-      <w:bookmarkEnd w:id="24"/>
-    </w:p>
-    <w:p>
-      <w:pPr>
-        <w:rPr>
-          <w:b/>
-          <w:bCs/>
-        </w:rPr>
-      </w:pPr>
-      <w:r>
-        <w:rPr>
-          <w:b/>
-          <w:bCs/>
-        </w:rPr>
-        <w:t>Konfigurácia hráča:</w:t>
-      </w:r>
-      <w:r>
-        <w:rPr>
-          <w:b/>
-          <w:bCs/>
-        </w:rPr>
-        <w:t xml:space="preserve"> - praktický </w:t>
-      </w:r>
-      <w:proofErr w:type="spellStart"/>
-      <w:r>
-        <w:rPr>
-          <w:b/>
-          <w:bCs/>
-        </w:rPr>
-        <w:t>proklad</w:t>
-      </w:r>
-      <w:proofErr w:type="spellEnd"/>
-      <w:r>
-        <w:rPr>
-          <w:b/>
-          <w:bCs/>
-        </w:rPr>
-        <w:t xml:space="preserve"> v programe </w:t>
-      </w:r>
-      <w:r>
-        <w:rPr>
-          <w:b/>
-          <w:bCs/>
-          <w:color w:val="EE0000"/>
-        </w:rPr>
-        <w:t>pohyb.py</w:t>
-      </w:r>
-    </w:p>
-    <w:p>
-      <w:pPr>
-        <w:numPr>
-          <w:ilvl w:val="0"/>
-          <w:numId w:val="21"/>
-        </w:numPr>
-      </w:pPr>
-      <w:r>
-        <w:t>Bol predstavený hráč; Predstavuje ho obdĺžnik, ktorý je vycentrovaný na obrazovke. Prehrávač má veľkosť 50x50 pixelov.</w:t>
-      </w:r>
-    </w:p>
-    <w:p>
-      <w:pPr>
-        <w:numPr>
-          <w:ilvl w:val="0"/>
-          <w:numId w:val="21"/>
-        </w:numPr>
-      </w:pPr>
-      <w:r>
-        <w:t xml:space="preserve">Pozícia hráča je určená </w:t>
-      </w:r>
-      <w:proofErr w:type="spellStart"/>
-      <w:r>
-        <w:rPr>
-          <w:b/>
-          <w:bCs/>
-          <w:i/>
-          <w:iCs/>
-        </w:rPr>
-        <w:t>player_x</w:t>
-      </w:r>
-      <w:proofErr w:type="spellEnd"/>
-      <w:r>
-        <w:rPr>
-          <w:b/>
-          <w:bCs/>
-          <w:i/>
-          <w:iCs/>
-        </w:rPr>
-        <w:t xml:space="preserve"> a </w:t>
-      </w:r>
-      <w:proofErr w:type="spellStart"/>
-      <w:r>
-        <w:rPr>
-          <w:b/>
-          <w:bCs/>
-          <w:i/>
-          <w:iCs/>
-        </w:rPr>
-        <w:t>player_y</w:t>
-      </w:r>
-      <w:proofErr w:type="spellEnd"/>
-      <w:r>
-        <w:t xml:space="preserve">, zatiaľ čo jeho rýchlosť je riadená </w:t>
-      </w:r>
-      <w:proofErr w:type="spellStart"/>
-      <w:r>
-        <w:t>player_speed</w:t>
-      </w:r>
-      <w:proofErr w:type="spellEnd"/>
-      <w:r>
-        <w:t>.</w:t>
-      </w:r>
-    </w:p>
-    <w:p>
-      <w:pPr>
-        <w:rPr>
-          <w:b/>
-          <w:bCs/>
-        </w:rPr>
-      </w:pPr>
-      <w:r>
-        <w:rPr>
-          <w:b/>
-          <w:bCs/>
-        </w:rPr>
-        <w:t>Správa vstupu:</w:t>
+        <w:t xml:space="preserve">pygame.key.get_pressed() </w:t>
+      </w:r>
+      <w:r>
+        <w:t>určuje, ktoré klávesy sú v danom okamihu stlačené.</w:t>
       </w:r>
     </w:p>
     <w:p>
@@ -2899,49 +2588,7 @@
         </w:numPr>
       </w:pPr>
       <w:r>
-        <w:t xml:space="preserve">Funkcia </w:t>
-      </w:r>
-      <w:proofErr w:type="spellStart"/>
-      <w:r>
-        <w:rPr>
-          <w:b/>
-          <w:bCs/>
-          <w:i/>
-          <w:iCs/>
-        </w:rPr>
-        <w:t>pygame.key.get_pressed</w:t>
-      </w:r>
-      <w:proofErr w:type="spellEnd"/>
-      <w:r>
-        <w:rPr>
-          <w:b/>
-          <w:bCs/>
-          <w:i/>
-          <w:iCs/>
-        </w:rPr>
-        <w:t xml:space="preserve">() </w:t>
-      </w:r>
-      <w:r>
-        <w:t>určuje, ktoré klávesy sú v danom okamihu stlačené.</w:t>
-      </w:r>
-    </w:p>
-    <w:p>
-      <w:pPr>
-        <w:numPr>
-          <w:ilvl w:val="0"/>
-          <w:numId w:val="31"/>
-        </w:numPr>
-      </w:pPr>
-      <w:r>
-        <w:t xml:space="preserve">Príkazy </w:t>
-      </w:r>
-      <w:proofErr w:type="spellStart"/>
-      <w:r>
-        <w:t>if</w:t>
-      </w:r>
-      <w:proofErr w:type="spellEnd"/>
-      <w:r>
-        <w:t xml:space="preserve"> upravujú pozície x a y hráča podľa toho, či sú stlačené klávesy so šípkami.</w:t>
+        <w:t>Príkazy if upravujú pozície x a y hráča podľa toho, či sú stlačené klávesy so šípkami.</w:t>
       </w:r>
     </w:p>
     <w:p>
@@ -2967,15 +2614,7 @@
         </w:numPr>
       </w:pPr>
       <w:r>
-        <w:t xml:space="preserve">Hráč je reprezentovaný čiernym obdĺžnikom nakresleným na obrazovke na aktuálnej pozícii hráča pomocou </w:t>
-      </w:r>
-      <w:proofErr w:type="spellStart"/>
-      <w:r>
-        <w:t>pygame.draw.rect</w:t>
-      </w:r>
-      <w:proofErr w:type="spellEnd"/>
-      <w:r>
-        <w:t>().</w:t>
+        <w:t>Hráč je reprezentovaný čiernym obdĺžnikom nakresleným na obrazovke na aktuálnej pozícii hráča pomocou pygame.draw.rect().</w:t>
       </w:r>
     </w:p>
     <w:p/>
@@ -2992,15 +2631,7 @@
       <w:bookmarkStart w:id="25" w:name="_Toc210144989"/>
       <w:bookmarkStart w:id="26" w:name="_Toc210145049"/>
       <w:r>
-        <w:t xml:space="preserve">Povolenie zmeny veľkosti okna v </w:t>
-      </w:r>
-      <w:proofErr w:type="spellStart"/>
-      <w:r>
-        <w:t>PyGame</w:t>
-      </w:r>
-      <w:proofErr w:type="spellEnd"/>
-      <w:r>
-        <w:t>.</w:t>
+        <w:t>Povolenie zmeny veľkosti okna v PyGame.</w:t>
       </w:r>
       <w:bookmarkEnd w:id="25"/>
       <w:bookmarkEnd w:id="26"/>
@@ -3018,110 +2649,36 @@
           <w:szCs w:val="20"/>
         </w:rPr>
       </w:pPr>
-      <w:proofErr w:type="spellStart"/>
       <w:r>
         <w:rPr>
           <w:rFonts w:ascii="Courier New" w:hAnsi="Courier New" w:cs="Courier New"/>
           <w:sz w:val="20"/>
           <w:szCs w:val="20"/>
         </w:rPr>
-        <w:t>screen</w:t>
-      </w:r>
-      <w:proofErr w:type="spellEnd"/>
-      <w:r>
+        <w:t>screen = pygame.display.set_mode((400, 400), pygame.RESIZABLE)</w:t>
+      </w:r>
+    </w:p>
+    <w:p>
+      <w:r>
+        <w:t>predtým</w:t>
+      </w:r>
+    </w:p>
+    <w:p/>
+    <w:p>
+      <w:pPr>
         <w:rPr>
           <w:rFonts w:ascii="Courier New" w:hAnsi="Courier New" w:cs="Courier New"/>
           <w:sz w:val="20"/>
           <w:szCs w:val="20"/>
         </w:rPr>
-        <w:t xml:space="preserve"> = </w:t>
-      </w:r>
-      <w:proofErr w:type="spellStart"/>
+      </w:pPr>
       <w:r>
         <w:rPr>
           <w:rFonts w:ascii="Courier New" w:hAnsi="Courier New" w:cs="Courier New"/>
           <w:sz w:val="20"/>
           <w:szCs w:val="20"/>
         </w:rPr>
-        <w:t>pygame.display.set_mode</w:t>
-      </w:r>
-      <w:proofErr w:type="spellEnd"/>
-      <w:r>
-        <w:rPr>
-          <w:rFonts w:ascii="Courier New" w:hAnsi="Courier New" w:cs="Courier New"/>
-          <w:sz w:val="20"/>
-          <w:szCs w:val="20"/>
-        </w:rPr>
-        <w:t xml:space="preserve">((400, 400), </w:t>
-      </w:r>
-      <w:proofErr w:type="spellStart"/>
-      <w:r>
-        <w:rPr>
-          <w:rFonts w:ascii="Courier New" w:hAnsi="Courier New" w:cs="Courier New"/>
-          <w:sz w:val="20"/>
-          <w:szCs w:val="20"/>
-        </w:rPr>
-        <w:t>pygame.RESIZABLE</w:t>
-      </w:r>
-      <w:proofErr w:type="spellEnd"/>
-      <w:r>
-        <w:rPr>
-          <w:rFonts w:ascii="Courier New" w:hAnsi="Courier New" w:cs="Courier New"/>
-          <w:sz w:val="20"/>
-          <w:szCs w:val="20"/>
-        </w:rPr>
-        <w:t>)</w:t>
-      </w:r>
-    </w:p>
-    <w:p>
-      <w:r>
-        <w:t>predtým</w:t>
-      </w:r>
-    </w:p>
-    <w:p/>
-    <w:p>
-      <w:pPr>
-        <w:rPr>
-          <w:rFonts w:ascii="Courier New" w:hAnsi="Courier New" w:cs="Courier New"/>
-          <w:sz w:val="20"/>
-          <w:szCs w:val="20"/>
-        </w:rPr>
-      </w:pPr>
-      <w:proofErr w:type="spellStart"/>
-      <w:r>
-        <w:rPr>
-          <w:rFonts w:ascii="Courier New" w:hAnsi="Courier New" w:cs="Courier New"/>
-          <w:sz w:val="20"/>
-          <w:szCs w:val="20"/>
-        </w:rPr>
-        <w:t>screen</w:t>
-      </w:r>
-      <w:proofErr w:type="spellEnd"/>
-      <w:r>
-        <w:rPr>
-          <w:rFonts w:ascii="Courier New" w:hAnsi="Courier New" w:cs="Courier New"/>
-          <w:sz w:val="20"/>
-          <w:szCs w:val="20"/>
-        </w:rPr>
-        <w:t xml:space="preserve"> = </w:t>
-      </w:r>
-      <w:proofErr w:type="spellStart"/>
-      <w:r>
-        <w:rPr>
-          <w:rFonts w:ascii="Courier New" w:hAnsi="Courier New" w:cs="Courier New"/>
-          <w:sz w:val="20"/>
-          <w:szCs w:val="20"/>
-        </w:rPr>
-        <w:t>pygame.display.set_mode</w:t>
-      </w:r>
-      <w:proofErr w:type="spellEnd"/>
-      <w:r>
-        <w:rPr>
-          <w:rFonts w:ascii="Courier New" w:hAnsi="Courier New" w:cs="Courier New"/>
-          <w:sz w:val="20"/>
-          <w:szCs w:val="20"/>
-        </w:rPr>
-        <w:t>((400, 400))</w:t>
+        <w:t>screen = pygame.display.set_mode((400, 400))</w:t>
       </w:r>
     </w:p>
     <w:p/>
@@ -3132,15 +2689,7 @@
       <w:bookmarkStart w:id="27" w:name="_Toc210144990"/>
       <w:bookmarkStart w:id="28" w:name="_Toc210145050"/>
       <w:r>
-        <w:t xml:space="preserve">Ako zmeniť farbu pozadia obrazovky v </w:t>
-      </w:r>
-      <w:proofErr w:type="spellStart"/>
-      <w:r>
-        <w:t>Pygame</w:t>
-      </w:r>
-      <w:proofErr w:type="spellEnd"/>
-      <w:r>
-        <w:t>?</w:t>
+        <w:t>Ako zmeniť farbu pozadia obrazovky v Pygame?</w:t>
       </w:r>
       <w:bookmarkEnd w:id="27"/>
       <w:bookmarkEnd w:id="28"/>
@@ -3207,7 +2756,6 @@
       <w:r>
         <w:t>parametre pre obdĺžnik -</w:t>
       </w:r>
-      <w:proofErr w:type="spellStart"/>
       <w:r>
         <w:rPr>
           <w:b/>
@@ -3215,161 +2763,11 @@
         </w:rPr>
         <w:t>rectangle</w:t>
       </w:r>
-      <w:proofErr w:type="spellEnd"/>
-    </w:p>
-    <w:p>
-      <w:r>
-        <w:t>(</w:t>
-      </w:r>
-      <w:proofErr w:type="spellStart"/>
-      <w:r>
-        <w:t>surface</w:t>
-      </w:r>
-      <w:proofErr w:type="spellEnd"/>
-      <w:r>
-        <w:t xml:space="preserve">: </w:t>
-      </w:r>
-      <w:proofErr w:type="spellStart"/>
-      <w:r>
-        <w:t>Surface</w:t>
-      </w:r>
-      <w:proofErr w:type="spellEnd"/>
-      <w:r>
-        <w:t xml:space="preserve">, </w:t>
-      </w:r>
-      <w:proofErr w:type="spellStart"/>
-      <w:r>
-        <w:t>color</w:t>
-      </w:r>
-      <w:proofErr w:type="spellEnd"/>
-      <w:r>
-        <w:t xml:space="preserve">: </w:t>
-      </w:r>
-      <w:proofErr w:type="spellStart"/>
-      <w:r>
-        <w:t>ColorValue</w:t>
-      </w:r>
-      <w:proofErr w:type="spellEnd"/>
-      <w:r>
-        <w:t xml:space="preserve">, </w:t>
-      </w:r>
-      <w:proofErr w:type="spellStart"/>
-      <w:r>
-        <w:t>rect</w:t>
-      </w:r>
-      <w:proofErr w:type="spellEnd"/>
-      <w:r>
-        <w:t xml:space="preserve">: </w:t>
-      </w:r>
-      <w:proofErr w:type="spellStart"/>
-      <w:r>
-        <w:t>RectValue</w:t>
-      </w:r>
-      <w:proofErr w:type="spellEnd"/>
-      <w:r>
-        <w:t xml:space="preserve">, </w:t>
-      </w:r>
-      <w:proofErr w:type="spellStart"/>
-      <w:r>
-        <w:t>width</w:t>
-      </w:r>
-      <w:proofErr w:type="spellEnd"/>
-      <w:r>
-        <w:t xml:space="preserve">: </w:t>
-      </w:r>
-      <w:proofErr w:type="spellStart"/>
-      <w:r>
-        <w:t>int</w:t>
-      </w:r>
-      <w:proofErr w:type="spellEnd"/>
-      <w:r>
-        <w:t xml:space="preserve"> = 0, </w:t>
-      </w:r>
-      <w:proofErr w:type="spellStart"/>
-      <w:r>
-        <w:t>border_radius</w:t>
-      </w:r>
-      <w:proofErr w:type="spellEnd"/>
-      <w:r>
-        <w:t xml:space="preserve">: </w:t>
-      </w:r>
-      <w:proofErr w:type="spellStart"/>
-      <w:r>
-        <w:t>int</w:t>
-      </w:r>
-      <w:proofErr w:type="spellEnd"/>
-      <w:r>
-        <w:t xml:space="preserve"> = -1, </w:t>
-      </w:r>
-      <w:proofErr w:type="spellStart"/>
-      <w:r>
-        <w:t>border_top_left_radius</w:t>
-      </w:r>
-      <w:proofErr w:type="spellEnd"/>
-      <w:r>
-        <w:t xml:space="preserve">: </w:t>
-      </w:r>
-      <w:proofErr w:type="spellStart"/>
-      <w:r>
-        <w:t>int</w:t>
-      </w:r>
-      <w:proofErr w:type="spellEnd"/>
-      <w:r>
-        <w:t xml:space="preserve"> = -1, </w:t>
-      </w:r>
-      <w:proofErr w:type="spellStart"/>
-      <w:r>
-        <w:t>border_top_right_radius</w:t>
-      </w:r>
-      <w:proofErr w:type="spellEnd"/>
-      <w:r>
-        <w:t xml:space="preserve">: </w:t>
-      </w:r>
-      <w:proofErr w:type="spellStart"/>
-      <w:r>
-        <w:t>int</w:t>
-      </w:r>
-      <w:proofErr w:type="spellEnd"/>
-      <w:r>
-        <w:t xml:space="preserve"> = -1, </w:t>
-      </w:r>
-      <w:proofErr w:type="spellStart"/>
-      <w:r>
-        <w:t>border_bottom_left_radius</w:t>
-      </w:r>
-      <w:proofErr w:type="spellEnd"/>
-      <w:r>
-        <w:t xml:space="preserve">: </w:t>
-      </w:r>
-      <w:proofErr w:type="spellStart"/>
-      <w:r>
-        <w:t>int</w:t>
-      </w:r>
-      <w:proofErr w:type="spellEnd"/>
-      <w:r>
-        <w:t xml:space="preserve"> = -1, </w:t>
-      </w:r>
-      <w:proofErr w:type="spellStart"/>
-      <w:r>
-        <w:t>border_bottom_right_radius</w:t>
-      </w:r>
-      <w:proofErr w:type="spellEnd"/>
-      <w:r>
-        <w:t xml:space="preserve">: </w:t>
-      </w:r>
-      <w:proofErr w:type="spellStart"/>
-      <w:r>
-        <w:t>int</w:t>
-      </w:r>
-      <w:proofErr w:type="spellEnd"/>
-      <w:r>
-        <w:t xml:space="preserve"> = -1) -&gt; </w:t>
-      </w:r>
-      <w:proofErr w:type="spellStart"/>
-      <w:r>
-        <w:t>Rect</w:t>
-      </w:r>
-      <w:proofErr w:type="spellEnd"/>
+    </w:p>
+    <w:p>
+      <w:r>
+        <w:t>(surface: Surface, color: ColorValue, rect: RectValue, width: int = 0, border_radius: int = -1, border_top_left_radius: int = -1, border_top_right_radius: int = -1, border_bottom_left_radius: int = -1, border_bottom_right_radius: int = -1) -&gt; Rect</w:t>
+      </w:r>
     </w:p>
     <w:p/>
     <w:p>
@@ -3383,37 +2781,12 @@
           <w:iCs/>
         </w:rPr>
       </w:pPr>
-      <w:proofErr w:type="spellStart"/>
       <w:r>
         <w:rPr>
           <w:i/>
           <w:iCs/>
         </w:rPr>
-        <w:t>surface</w:t>
-      </w:r>
-      <w:proofErr w:type="spellEnd"/>
-      <w:r>
-        <w:rPr>
-          <w:i/>
-          <w:iCs/>
-        </w:rPr>
-        <w:t xml:space="preserve"> :- Tu môžeme prejsť povrchom, na ktorý chceme nakresliť náš obdĺžnik. Vo vyššie uvedenom príklade sme vytvorili povrchový objekt s názvom '</w:t>
-      </w:r>
-      <w:proofErr w:type="spellStart"/>
-      <w:r>
-        <w:rPr>
-          <w:i/>
-          <w:iCs/>
-        </w:rPr>
-        <w:t>window</w:t>
-      </w:r>
-      <w:proofErr w:type="spellEnd"/>
-      <w:r>
-        <w:rPr>
-          <w:i/>
-          <w:iCs/>
-        </w:rPr>
-        <w:t>'.</w:t>
+        <w:t>surface :- Tu môžeme prejsť povrchom, na ktorý chceme nakresliť náš obdĺžnik. Vo vyššie uvedenom príklade sme vytvorili povrchový objekt s názvom 'window'.</w:t>
       </w:r>
     </w:p>
     <w:p>
@@ -3427,21 +2800,12 @@
           <w:iCs/>
         </w:rPr>
       </w:pPr>
-      <w:proofErr w:type="spellStart"/>
       <w:r>
         <w:rPr>
           <w:i/>
           <w:iCs/>
         </w:rPr>
-        <w:t>color</w:t>
-      </w:r>
-      <w:proofErr w:type="spellEnd"/>
-      <w:r>
-        <w:rPr>
-          <w:i/>
-          <w:iCs/>
-        </w:rPr>
-        <w:t xml:space="preserve"> :- Tu môžeme odovzdať farbu pre náš obdĺžnik. V našom príklade používame modrú farbu.</w:t>
+        <w:t>color :- Tu môžeme odovzdať farbu pre náš obdĺžnik. V našom príklade používame modrú farbu.</w:t>
       </w:r>
     </w:p>
     <w:p>
@@ -3455,21 +2819,12 @@
           <w:iCs/>
         </w:rPr>
       </w:pPr>
-      <w:proofErr w:type="spellStart"/>
       <w:r>
         <w:rPr>
           <w:i/>
           <w:iCs/>
         </w:rPr>
-        <w:t>rect</w:t>
-      </w:r>
-      <w:proofErr w:type="spellEnd"/>
-      <w:r>
-        <w:rPr>
-          <w:i/>
-          <w:iCs/>
-        </w:rPr>
-        <w:t xml:space="preserve"> :- Tu môžeme odovzdať obdĺžnik, polohu a rozmery.</w:t>
+        <w:t>rect :- Tu môžeme odovzdať obdĺžnik, polohu a rozmery.</w:t>
       </w:r>
     </w:p>
     <w:p>
@@ -3483,21 +2838,12 @@
           <w:iCs/>
         </w:rPr>
       </w:pPr>
-      <w:proofErr w:type="spellStart"/>
       <w:r>
         <w:rPr>
           <w:i/>
           <w:iCs/>
         </w:rPr>
-        <w:t>width</w:t>
-      </w:r>
-      <w:proofErr w:type="spellEnd"/>
-      <w:r>
-        <w:rPr>
-          <w:i/>
-          <w:iCs/>
-        </w:rPr>
-        <w:t xml:space="preserve"> :- Tu môžeme prejsť hrúbkou čiary. Plný obdĺžnik môžeme vytvoriť aj zmenou hodnoty tohto parametra šírky. Pozrime sa na to.</w:t>
+        <w:t>width :- Tu môžeme prejsť hrúbkou čiary. Plný obdĺžnik môžeme vytvoriť aj zmenou hodnoty tohto parametra šírky. Pozrime sa na to.</w:t>
       </w:r>
     </w:p>
     <w:p/>
@@ -3577,53 +2923,11 @@
       </w:pPr>
       <w:bookmarkStart w:id="31" w:name="_Toc210144992"/>
       <w:bookmarkStart w:id="32" w:name="_Toc210145052"/>
-      <w:proofErr w:type="spellStart"/>
-      <w:r>
-        <w:t>Python</w:t>
-      </w:r>
-      <w:proofErr w:type="spellEnd"/>
-      <w:r>
-        <w:t xml:space="preserve"> | </w:t>
-      </w:r>
-      <w:proofErr w:type="spellStart"/>
-      <w:r>
-        <w:t>Drawing</w:t>
-      </w:r>
-      <w:proofErr w:type="spellEnd"/>
-      <w:r>
-        <w:t xml:space="preserve"> </w:t>
-      </w:r>
-      <w:proofErr w:type="spellStart"/>
-      <w:r>
-        <w:t>different</w:t>
-      </w:r>
-      <w:proofErr w:type="spellEnd"/>
-      <w:r>
-        <w:t xml:space="preserve"> </w:t>
-      </w:r>
-      <w:proofErr w:type="spellStart"/>
-      <w:r>
-        <w:t>shapes</w:t>
-      </w:r>
-      <w:proofErr w:type="spellEnd"/>
-      <w:r>
-        <w:t xml:space="preserve"> on </w:t>
-      </w:r>
-      <w:proofErr w:type="spellStart"/>
-      <w:r>
-        <w:t>PyGame</w:t>
-      </w:r>
-      <w:proofErr w:type="spellEnd"/>
-      <w:r>
-        <w:t xml:space="preserve"> </w:t>
-      </w:r>
-      <w:proofErr w:type="spellStart"/>
-      <w:r>
-        <w:t>window</w:t>
+      <w:r>
+        <w:t>Python | Drawing different shapes on PyGame window</w:t>
       </w:r>
       <w:bookmarkEnd w:id="31"/>
       <w:bookmarkEnd w:id="32"/>
-      <w:proofErr w:type="spellEnd"/>
     </w:p>
     <w:p>
       <w:hyperlink r:id="rId15" w:history="1">
@@ -3649,37 +2953,8 @@
       </w:pPr>
       <w:bookmarkStart w:id="33" w:name="_Toc210144993"/>
       <w:bookmarkStart w:id="34" w:name="_Toc210145053"/>
-      <w:proofErr w:type="spellStart"/>
-      <w:r>
-        <w:t>How</w:t>
-      </w:r>
-      <w:proofErr w:type="spellEnd"/>
-      <w:r>
-        <w:t xml:space="preserve"> to </w:t>
-      </w:r>
-      <w:proofErr w:type="spellStart"/>
-      <w:r>
-        <w:t>draw</w:t>
-      </w:r>
-      <w:proofErr w:type="spellEnd"/>
-      <w:r>
-        <w:t xml:space="preserve"> </w:t>
-      </w:r>
-      <w:proofErr w:type="spellStart"/>
-      <w:r>
-        <w:t>rectangle</w:t>
-      </w:r>
-      <w:proofErr w:type="spellEnd"/>
-      <w:r>
-        <w:t xml:space="preserve"> in </w:t>
-      </w:r>
-      <w:proofErr w:type="spellStart"/>
-      <w:r>
-        <w:t>Pygame</w:t>
-      </w:r>
-      <w:proofErr w:type="spellEnd"/>
-      <w:r>
-        <w:t>?</w:t>
+      <w:r>
+        <w:t>How to draw rectangle in Pygame?</w:t>
       </w:r>
       <w:bookmarkEnd w:id="33"/>
       <w:bookmarkEnd w:id="34"/>
@@ -3714,62 +2989,9 @@
       </w:pPr>
       <w:bookmarkStart w:id="35" w:name="_Toc210144994"/>
       <w:bookmarkStart w:id="36" w:name="_Toc210145054"/>
-      <w:proofErr w:type="spellStart"/>
       <w:r>
         <w:lastRenderedPageBreak/>
-        <w:t>How</w:t>
-      </w:r>
-      <w:proofErr w:type="spellEnd"/>
-      <w:r>
-        <w:t xml:space="preserve"> to </w:t>
-      </w:r>
-      <w:proofErr w:type="spellStart"/>
-      <w:r>
-        <w:t>draw</w:t>
-      </w:r>
-      <w:proofErr w:type="spellEnd"/>
-      <w:r>
-        <w:t xml:space="preserve"> a </w:t>
-      </w:r>
-      <w:proofErr w:type="spellStart"/>
-      <w:r>
-        <w:t>rectangle</w:t>
-      </w:r>
-      <w:proofErr w:type="spellEnd"/>
-      <w:r>
-        <w:t xml:space="preserve"> </w:t>
-      </w:r>
-      <w:proofErr w:type="spellStart"/>
-      <w:r>
-        <w:t>with</w:t>
-      </w:r>
-      <w:proofErr w:type="spellEnd"/>
-      <w:r>
-        <w:t xml:space="preserve"> </w:t>
-      </w:r>
-      <w:proofErr w:type="spellStart"/>
-      <w:r>
-        <w:t>rounded</w:t>
-      </w:r>
-      <w:proofErr w:type="spellEnd"/>
-      <w:r>
-        <w:t xml:space="preserve"> </w:t>
-      </w:r>
-      <w:proofErr w:type="spellStart"/>
-      <w:r>
-        <w:t>corner</w:t>
-      </w:r>
-      <w:proofErr w:type="spellEnd"/>
-      <w:r>
-        <w:t xml:space="preserve"> in </w:t>
-      </w:r>
-      <w:proofErr w:type="spellStart"/>
-      <w:r>
-        <w:t>PyGame</w:t>
-      </w:r>
-      <w:proofErr w:type="spellEnd"/>
-      <w:r>
-        <w:t>?</w:t>
+        <w:t>How to draw a rectangle with rounded corner in PyGame?</w:t>
       </w:r>
       <w:bookmarkEnd w:id="35"/>
       <w:bookmarkEnd w:id="36"/>
@@ -3795,13 +3017,8 @@
         <w:t xml:space="preserve">Pokračovanie - </w:t>
       </w:r>
       <w:r>
-        <w:t xml:space="preserve">Event </w:t>
-      </w:r>
-      <w:proofErr w:type="spellStart"/>
-      <w:r>
-        <w:t>Handling</w:t>
-      </w:r>
-      <w:proofErr w:type="spellEnd"/>
+        <w:t>Event Handling</w:t>
+      </w:r>
     </w:p>
     <w:p>
       <w:hyperlink r:id="rId18" w:anchor=":~:text=corners%20in%20PyGame%3F-,Event%20Handling,-In%20this%20part" w:history="1">
@@ -3860,34 +3077,13 @@
       <w:r>
         <w:t xml:space="preserve">. Vysvetliť zachytenie farby do zoznamu </w:t>
       </w:r>
-      <w:proofErr w:type="spellStart"/>
-      <w:r>
-        <w:t>circle_data</w:t>
-      </w:r>
-      <w:proofErr w:type="spellEnd"/>
-      <w:r>
-        <w:t xml:space="preserve"> = []</w:t>
-      </w:r>
-    </w:p>
-    <w:p>
-      <w:r>
-        <w:t>Rozlíšenie ľavého a </w:t>
-      </w:r>
-      <w:proofErr w:type="spellStart"/>
-      <w:r>
-        <w:t>praveho</w:t>
-      </w:r>
-      <w:proofErr w:type="spellEnd"/>
-      <w:r>
-        <w:t xml:space="preserve"> </w:t>
-      </w:r>
-      <w:proofErr w:type="spellStart"/>
-      <w:r>
-        <w:t>tlačítka</w:t>
-      </w:r>
-      <w:proofErr w:type="spellEnd"/>
-      <w:r>
-        <w:t xml:space="preserve"> v udalosti program </w:t>
+      <w:r>
+        <w:t>circle_data = []</w:t>
+      </w:r>
+    </w:p>
+    <w:p>
+      <w:r>
+        <w:t xml:space="preserve">Rozlíšenie ľavého a praveho tlačítka v udalosti program </w:t>
       </w:r>
       <w:r>
         <w:rPr>
@@ -3909,15 +3105,10 @@
       <w:bookmarkStart w:id="38" w:name="_Toc210144995"/>
       <w:bookmarkStart w:id="39" w:name="_Toc210145055"/>
       <w:r>
-        <w:t xml:space="preserve">Event </w:t>
-      </w:r>
-      <w:proofErr w:type="spellStart"/>
-      <w:r>
-        <w:t>Handling</w:t>
+        <w:t>Event Handling</w:t>
       </w:r>
       <w:bookmarkEnd w:id="38"/>
       <w:bookmarkEnd w:id="39"/>
-      <w:proofErr w:type="spellEnd"/>
     </w:p>
     <w:p>
       <w:pPr>
@@ -4006,45 +3197,8 @@
       </w:pPr>
       <w:bookmarkStart w:id="44" w:name="_Toc210144998"/>
       <w:bookmarkStart w:id="45" w:name="_Toc210145058"/>
-      <w:proofErr w:type="spellStart"/>
-      <w:r>
-        <w:t>How</w:t>
-      </w:r>
-      <w:proofErr w:type="spellEnd"/>
-      <w:r>
-        <w:t xml:space="preserve"> to </w:t>
-      </w:r>
-      <w:proofErr w:type="spellStart"/>
-      <w:r>
-        <w:t>add</w:t>
-      </w:r>
-      <w:proofErr w:type="spellEnd"/>
-      <w:r>
-        <w:t xml:space="preserve"> </w:t>
-      </w:r>
-      <w:proofErr w:type="spellStart"/>
-      <w:r>
-        <w:t>Custom</w:t>
-      </w:r>
-      <w:proofErr w:type="spellEnd"/>
-      <w:r>
-        <w:t xml:space="preserve"> </w:t>
-      </w:r>
-      <w:proofErr w:type="spellStart"/>
-      <w:r>
-        <w:t>Events</w:t>
-      </w:r>
-      <w:proofErr w:type="spellEnd"/>
-      <w:r>
-        <w:t xml:space="preserve"> in </w:t>
-      </w:r>
-      <w:proofErr w:type="spellStart"/>
-      <w:r>
-        <w:t>Pygame</w:t>
-      </w:r>
-      <w:proofErr w:type="spellEnd"/>
-      <w:r>
-        <w:t>?</w:t>
+      <w:r>
+        <w:t>How to add Custom Events in Pygame?</w:t>
       </w:r>
       <w:bookmarkEnd w:id="44"/>
       <w:bookmarkEnd w:id="45"/>
@@ -4063,21 +3217,8 @@
       </w:r>
     </w:p>
     <w:p>
-      <w:proofErr w:type="spellStart"/>
-      <w:r>
-        <w:t>Prepodkaldám</w:t>
-      </w:r>
-      <w:proofErr w:type="spellEnd"/>
-      <w:r>
-        <w:t xml:space="preserve">, že táto problematika je ešte príliš zložitá pre </w:t>
-      </w:r>
-      <w:proofErr w:type="spellStart"/>
-      <w:r>
-        <w:t>Kubiho</w:t>
-      </w:r>
-      <w:proofErr w:type="spellEnd"/>
-      <w:r>
-        <w:t>.</w:t>
+      <w:r>
+        <w:t>Prepodkaldám, že táto problematika je ešte príliš zložitá pre Kubiho.</w:t>
       </w:r>
     </w:p>
     <w:p>
@@ -4086,37 +3227,8 @@
       </w:pPr>
       <w:bookmarkStart w:id="46" w:name="_Toc210144999"/>
       <w:bookmarkStart w:id="47" w:name="_Toc210145059"/>
-      <w:proofErr w:type="spellStart"/>
-      <w:r>
-        <w:t>How</w:t>
-      </w:r>
-      <w:proofErr w:type="spellEnd"/>
-      <w:r>
-        <w:t xml:space="preserve"> to get </w:t>
-      </w:r>
-      <w:proofErr w:type="spellStart"/>
-      <w:r>
-        <w:t>keyboard</w:t>
-      </w:r>
-      <w:proofErr w:type="spellEnd"/>
-      <w:r>
-        <w:t xml:space="preserve"> </w:t>
-      </w:r>
-      <w:proofErr w:type="spellStart"/>
-      <w:r>
-        <w:t>input</w:t>
-      </w:r>
-      <w:proofErr w:type="spellEnd"/>
-      <w:r>
-        <w:t xml:space="preserve"> in </w:t>
-      </w:r>
-      <w:proofErr w:type="spellStart"/>
-      <w:r>
-        <w:t>PyGame</w:t>
-      </w:r>
-      <w:proofErr w:type="spellEnd"/>
-      <w:r>
-        <w:t xml:space="preserve"> ?</w:t>
+      <w:r>
+        <w:t>How to get keyboard input in PyGame ?</w:t>
       </w:r>
       <w:bookmarkEnd w:id="46"/>
       <w:bookmarkEnd w:id="47"/>
@@ -4188,15 +3300,7 @@
         <w:t xml:space="preserve"> obrázkov zo zložky obrázkov</w:t>
       </w:r>
       <w:r>
-        <w:t xml:space="preserve">, ktorý je </w:t>
-      </w:r>
-      <w:proofErr w:type="spellStart"/>
-      <w:r>
-        <w:t>podzložka</w:t>
-      </w:r>
-      <w:proofErr w:type="spellEnd"/>
-      <w:r>
-        <w:t xml:space="preserve"> programu.</w:t>
+        <w:t>, ktorý je podzložka programu.</w:t>
       </w:r>
     </w:p>
     <w:p>
@@ -4233,19 +3337,9 @@
       </w:pPr>
       <w:bookmarkStart w:id="51" w:name="_Toc210145002"/>
       <w:bookmarkStart w:id="52" w:name="_Toc210145061"/>
-      <w:proofErr w:type="spellStart"/>
-      <w:r>
-        <w:t>Python</w:t>
-      </w:r>
-      <w:proofErr w:type="spellEnd"/>
-      <w:r>
-        <w:t xml:space="preserve"> </w:t>
-      </w:r>
-      <w:proofErr w:type="spellStart"/>
-      <w:r>
-        <w:t>Lists</w:t>
-      </w:r>
-      <w:proofErr w:type="spellEnd"/>
+      <w:r>
+        <w:t>Python Lists</w:t>
+      </w:r>
       <w:r>
         <w:t xml:space="preserve"> – Zoznamy.</w:t>
       </w:r>
@@ -4343,52 +3437,32 @@
       </w:r>
     </w:p>
     <w:p>
-      <w:proofErr w:type="spellStart"/>
-      <w:r>
-        <w:t>append</w:t>
-      </w:r>
-      <w:proofErr w:type="spellEnd"/>
-      <w:r>
-        <w:t xml:space="preserve">(): </w:t>
+      <w:r>
+        <w:t xml:space="preserve">append(): </w:t>
       </w:r>
       <w:r>
         <w:t>Pridá prvok na koniec zoznamu.</w:t>
       </w:r>
     </w:p>
     <w:p>
-      <w:proofErr w:type="spellStart"/>
-      <w:r>
-        <w:t>extend</w:t>
-      </w:r>
-      <w:proofErr w:type="spellEnd"/>
-      <w:r>
-        <w:t xml:space="preserve">(): </w:t>
+      <w:r>
+        <w:t xml:space="preserve">extend(): </w:t>
       </w:r>
       <w:r>
         <w:t>Pridá viacero prvkov na koniec zoznamu.</w:t>
       </w:r>
     </w:p>
     <w:p>
-      <w:proofErr w:type="spellStart"/>
-      <w:r>
-        <w:t>insert</w:t>
-      </w:r>
-      <w:proofErr w:type="spellEnd"/>
-      <w:r>
-        <w:t xml:space="preserve">(): </w:t>
+      <w:r>
+        <w:t xml:space="preserve">insert(): </w:t>
       </w:r>
       <w:r>
         <w:t>Pridá prvok na konkrétnu pozíciu.</w:t>
       </w:r>
     </w:p>
     <w:p>
-      <w:proofErr w:type="spellStart"/>
-      <w:r>
-        <w:t>clear</w:t>
-      </w:r>
-      <w:proofErr w:type="spellEnd"/>
-      <w:r>
-        <w:t xml:space="preserve">(): </w:t>
+      <w:r>
+        <w:t xml:space="preserve">clear(): </w:t>
       </w:r>
       <w:r>
         <w:t>Odstráni všetky položky.</w:t>
@@ -4446,13 +3520,8 @@
       </w:r>
     </w:p>
     <w:p>
-      <w:proofErr w:type="spellStart"/>
-      <w:r>
-        <w:t>remove</w:t>
-      </w:r>
-      <w:proofErr w:type="spellEnd"/>
-      <w:r>
-        <w:t>(): Odstráni prvý výskyt prvku.</w:t>
+      <w:r>
+        <w:t>remove(): Odstráni prvý výskyt prvku.</w:t>
       </w:r>
     </w:p>
     <w:p>
@@ -4484,15 +3553,7 @@
     </w:p>
     <w:p>
       <w:r>
-        <w:t xml:space="preserve">Zoznamy môžeme </w:t>
-      </w:r>
-      <w:proofErr w:type="spellStart"/>
-      <w:r>
-        <w:t>iterovať</w:t>
-      </w:r>
-      <w:proofErr w:type="spellEnd"/>
-      <w:r>
-        <w:t xml:space="preserve"> pomocou </w:t>
+        <w:t xml:space="preserve">Zoznamy môžeme iterovať pomocou </w:t>
       </w:r>
       <w:hyperlink r:id="rId23" w:tgtFrame="_blank" w:history="1">
         <w:r>
@@ -4544,15 +3605,7 @@
     </w:p>
     <w:p>
       <w:r>
-        <w:t xml:space="preserve">Porozumenie zoznamu je stručný spôsob vytvárania zoznamov pomocou jedného riadku kódu. Je užitočný na použitie operácie alebo filtra na položky v </w:t>
-      </w:r>
-      <w:proofErr w:type="spellStart"/>
-      <w:r>
-        <w:t>iterovateľnom</w:t>
-      </w:r>
-      <w:proofErr w:type="spellEnd"/>
-      <w:r>
-        <w:t xml:space="preserve"> objekte, ako je napríklad zoznam alebo rozsah.</w:t>
+        <w:t>Porozumenie zoznamu je stručný spôsob vytvárania zoznamov pomocou jedného riadku kódu. Je užitočný na použitie operácie alebo filtra na položky v iterovateľnom objekte, ako je napríklad zoznam alebo rozsah.</w:t>
       </w:r>
     </w:p>
     <w:p>
@@ -4573,15 +3626,7 @@
         <w:pStyle w:val="Heading4"/>
       </w:pPr>
       <w:r>
-        <w:t xml:space="preserve">Záver – </w:t>
-      </w:r>
-      <w:proofErr w:type="spellStart"/>
-      <w:r>
-        <w:t>kviz</w:t>
-      </w:r>
-      <w:proofErr w:type="spellEnd"/>
-      <w:r>
-        <w:t>.</w:t>
+        <w:t>Záver – kviz.</w:t>
       </w:r>
     </w:p>
     <w:p>
@@ -4616,13 +3661,8 @@
     </w:p>
     <w:p/>
     <w:p>
-      <w:proofErr w:type="spellStart"/>
-      <w:r>
-        <w:t>Stiahnúť</w:t>
-      </w:r>
-      <w:proofErr w:type="spellEnd"/>
-      <w:r>
-        <w:t xml:space="preserve"> program </w:t>
+      <w:r>
+        <w:t xml:space="preserve">Stiahnúť program </w:t>
       </w:r>
       <w:r>
         <w:rPr>
@@ -4652,15 +3692,7 @@
         <w:t xml:space="preserve"> – vysvetlenie: v</w:t>
       </w:r>
       <w:r>
-        <w:t xml:space="preserve"> </w:t>
-      </w:r>
-      <w:proofErr w:type="spellStart"/>
-      <w:r>
-        <w:t>print</w:t>
-      </w:r>
-      <w:proofErr w:type="spellEnd"/>
-      <w:r>
-        <w:t>() sa používa indexovanie. a[0] označuje [1, [2, 3], 4], a[0][1] označuje [2, 3], a[0][1][1] = 3 a a[2] = 8. Sčítajú sa teda dve celé čísla, 3 + 8 = 11 a výstup je 11.</w:t>
+        <w:t xml:space="preserve"> print() sa používa indexovanie. a[0] označuje [1, [2, 3], 4], a[0][1] označuje [2, 3], a[0][1][1] = 3 a a[2] = 8. Sčítajú sa teda dve celé čísla, 3 + 8 = 11 a výstup je 11.</w:t>
       </w:r>
     </w:p>
     <w:p>
@@ -4749,15 +3781,7 @@
         <w:t xml:space="preserve">vysvetlenie: </w:t>
       </w:r>
       <w:r>
-        <w:t>Premenná i sa používa na iteráciu každého prvku v zozname temp. i[0] predstavuje znak na 0. indexe i a funkcia .</w:t>
-      </w:r>
-      <w:proofErr w:type="spellStart"/>
-      <w:r>
-        <w:t>upper</w:t>
-      </w:r>
-      <w:proofErr w:type="spellEnd"/>
-      <w:r>
-        <w:t>() sa používa na písanie veľkých písmen znaku prítomného v i[0].</w:t>
+        <w:t>Premenná i sa používa na iteráciu každého prvku v zozname temp. i[0] predstavuje znak na 0. indexe i a funkcia .upper() sa používa na písanie veľkých písmen znaku prítomného v i[0].</w:t>
       </w:r>
     </w:p>
     <w:p>
@@ -4837,42 +3861,10 @@
         <w:t>.py</w:t>
       </w:r>
       <w:r>
-        <w:t xml:space="preserve"> – opäť dosť komplikovaný príklad so vnorenými </w:t>
-      </w:r>
-      <w:proofErr w:type="spellStart"/>
-      <w:r>
-        <w:t>zoznami</w:t>
-      </w:r>
-      <w:proofErr w:type="spellEnd"/>
-      <w:r>
-        <w:t xml:space="preserve">, skúsiť </w:t>
-      </w:r>
-      <w:proofErr w:type="spellStart"/>
-      <w:r>
-        <w:t>analýzovať</w:t>
-      </w:r>
-      <w:proofErr w:type="spellEnd"/>
-      <w:r>
-        <w:t xml:space="preserve">, vysvetlenie: </w:t>
-      </w:r>
-      <w:r>
-        <w:t xml:space="preserve">[x </w:t>
-      </w:r>
-      <w:proofErr w:type="spellStart"/>
-      <w:r>
-        <w:t>for</w:t>
-      </w:r>
-      <w:proofErr w:type="spellEnd"/>
-      <w:r>
-        <w:t xml:space="preserve"> x in[li] vráti nový zoznam kopírujúci hodnoty v príkaze list li a vonkajší príkaz </w:t>
-      </w:r>
-      <w:proofErr w:type="spellStart"/>
-      <w:r>
-        <w:t>for</w:t>
-      </w:r>
-      <w:proofErr w:type="spellEnd"/>
-      <w:r>
-        <w:t xml:space="preserve"> vypíše novovytvorený zoznam 3-krát.</w:t>
+        <w:t xml:space="preserve"> – opäť dosť komplikovaný príklad so vnorenými zoznami, skúsiť analýzovať, vysvetlenie: </w:t>
+      </w:r>
+      <w:r>
+        <w:t>[x for x in[li] vráti nový zoznam kopírujúci hodnoty v príkaze list li a vonkajší príkaz for vypíše novovytvorený zoznam 3-krát.</w:t>
       </w:r>
     </w:p>
     <w:p>
@@ -4904,15 +3896,7 @@
         <w:t xml:space="preserve"> – opäť dosť komplikovaný príklad, čo znamená „násobenie“ zoznamu – vysvetlenie: </w:t>
       </w:r>
       <w:r>
-        <w:t>Výraz list[</w:t>
-      </w:r>
-      <w:proofErr w:type="spellStart"/>
-      <w:r>
-        <w:t>listelements</w:t>
-      </w:r>
-      <w:proofErr w:type="spellEnd"/>
-      <w:r>
-        <w:t>]*N, kde N je celé číslo, pripojí N kópií prvkov zoznamu v pôvodnom zozname. Ak je N záporné celé číslo alebo 0, výstup bude prázdny zoznam, inak ak je N kladné, prvky zoznamu sa pridajú N krát do pôvodného zoznamu.</w:t>
+        <w:t>Výraz list[listelements]*N, kde N je celé číslo, pripojí N kópií prvkov zoznamu v pôvodnom zozname. Ak je N záporné celé číslo alebo 0, výstup bude prázdny zoznam, inak ak je N kladné, prvky zoznamu sa pridajú N krát do pôvodného zoznamu.</w:t>
       </w:r>
     </w:p>
     <w:p>
@@ -4956,23 +3940,7 @@
         <w:t xml:space="preserve"> – vysvetlenie: </w:t>
       </w:r>
       <w:r>
-        <w:t>li[1] odkazuje na druhý prvok "</w:t>
-      </w:r>
-      <w:proofErr w:type="spellStart"/>
-      <w:r>
-        <w:t>Pratik</w:t>
-      </w:r>
-      <w:proofErr w:type="spellEnd"/>
-      <w:r>
-        <w:t>". li[1][-1] pristupuje k poslednému znaku '</w:t>
-      </w:r>
-      <w:proofErr w:type="spellStart"/>
-      <w:r>
-        <w:t>Pratik</w:t>
-      </w:r>
-      <w:proofErr w:type="spellEnd"/>
-      <w:r>
-        <w:t>', ktorým je 'k'.</w:t>
+        <w:t>li[1] odkazuje na druhý prvok "Pratik". li[1][-1] pristupuje k poslednému znaku 'Pratik', ktorým je 'k'.</w:t>
       </w:r>
     </w:p>
     <w:p>
@@ -5010,334 +3978,214 @@
         <w:t xml:space="preserve"> zau</w:t>
       </w:r>
       <w:r>
-        <w:t xml:space="preserve">jímavá práca so zlúčenými </w:t>
-      </w:r>
-      <w:proofErr w:type="spellStart"/>
-      <w:r>
-        <w:t>zoznami</w:t>
-      </w:r>
-      <w:proofErr w:type="spellEnd"/>
-      <w:r>
-        <w:t xml:space="preserve">, nepoznal som to ani ja – vysvetlenie: </w:t>
+        <w:t xml:space="preserve">jímavá práca so zlúčenými zoznami, nepoznal som to ani ja – vysvetlenie: </w:t>
       </w:r>
       <w:r>
         <w:t xml:space="preserve">Funkcia </w:t>
       </w:r>
-      <w:proofErr w:type="spellStart"/>
       <w:r>
         <w:rPr>
           <w:b/>
           <w:bCs/>
         </w:rPr>
-        <w:t>zip</w:t>
-      </w:r>
-      <w:proofErr w:type="spellEnd"/>
+        <w:t>zip()</w:t>
+      </w:r>
+      <w:r>
+        <w:t xml:space="preserve"> v Pythone kombinuje viacero iterables (</w:t>
+      </w:r>
+      <w:r>
+        <w:t>iterovateľné objekty</w:t>
+      </w:r>
+      <w:r>
+        <w:t>), ako sú zoznamy, n-tice, reťazce, knižnice atď., do jedného iterátora n-tic, kde každá n-tica obsahuje prvky zo vstupných iterables v rovnakom indexe.</w:t>
+      </w:r>
+    </w:p>
+    <w:p>
+      <w:r>
+        <w:t>V danom kóde sa zoznamy "a" a "b" spoja metódou zip a potom sa do nového zoznamu pridá rozdiel medzi prvkami z a b ( odpočíta sa ). Výstup bude - 9, 18, 27, 36, 45</w:t>
+      </w:r>
+    </w:p>
+    <w:p>
+      <w:r>
+        <w:t xml:space="preserve">Program </w:t>
+      </w:r>
       <w:r>
         <w:rPr>
           <w:b/>
           <w:bCs/>
         </w:rPr>
-        <w:t>()</w:t>
-      </w:r>
-      <w:r>
-        <w:t xml:space="preserve"> v </w:t>
-      </w:r>
-      <w:proofErr w:type="spellStart"/>
-      <w:r>
-        <w:t>Pythone</w:t>
-      </w:r>
-      <w:proofErr w:type="spellEnd"/>
-      <w:r>
-        <w:t xml:space="preserve"> kombinuje viacero </w:t>
-      </w:r>
-      <w:proofErr w:type="spellStart"/>
-      <w:r>
-        <w:t>iterables</w:t>
-      </w:r>
-      <w:proofErr w:type="spellEnd"/>
-      <w:r>
-        <w:t xml:space="preserve"> (</w:t>
-      </w:r>
-      <w:proofErr w:type="spellStart"/>
-      <w:r>
-        <w:t>iterovateľné</w:t>
-      </w:r>
-      <w:proofErr w:type="spellEnd"/>
-      <w:r>
-        <w:t xml:space="preserve"> objekty</w:t>
-      </w:r>
-      <w:r>
-        <w:t>), ako sú zoznamy, n-</w:t>
-      </w:r>
-      <w:proofErr w:type="spellStart"/>
-      <w:r>
-        <w:t>tice</w:t>
-      </w:r>
-      <w:proofErr w:type="spellEnd"/>
-      <w:r>
-        <w:t xml:space="preserve">, reťazce, knižnice atď., do jedného </w:t>
-      </w:r>
-      <w:proofErr w:type="spellStart"/>
-      <w:r>
-        <w:t>iterátora</w:t>
-      </w:r>
-      <w:proofErr w:type="spellEnd"/>
-      <w:r>
-        <w:t xml:space="preserve"> n-</w:t>
-      </w:r>
-      <w:proofErr w:type="spellStart"/>
-      <w:r>
-        <w:t>tic</w:t>
-      </w:r>
-      <w:proofErr w:type="spellEnd"/>
-      <w:r>
-        <w:t>, kde každá n-</w:t>
-      </w:r>
-      <w:proofErr w:type="spellStart"/>
-      <w:r>
-        <w:t>tica</w:t>
-      </w:r>
-      <w:proofErr w:type="spellEnd"/>
-      <w:r>
-        <w:t xml:space="preserve"> obsahuje prvky zo vstupných </w:t>
-      </w:r>
-      <w:proofErr w:type="spellStart"/>
-      <w:r>
-        <w:t>iterables</w:t>
-      </w:r>
-      <w:proofErr w:type="spellEnd"/>
-      <w:r>
-        <w:t xml:space="preserve"> v rovnakom indexe.</w:t>
-      </w:r>
-    </w:p>
-    <w:p>
-      <w:r>
-        <w:t xml:space="preserve">V danom kóde sa zoznamy "a" a "b" spoja metódou </w:t>
-      </w:r>
-      <w:proofErr w:type="spellStart"/>
-      <w:r>
-        <w:t>zip</w:t>
-      </w:r>
-      <w:proofErr w:type="spellEnd"/>
-      <w:r>
-        <w:t xml:space="preserve"> a potom sa do nového zoznamu pridá rozdiel medzi prvkami z a b ( odpočíta sa ). Výstup bude - 9, 18, 27, 36, 45</w:t>
-      </w:r>
-    </w:p>
-    <w:p>
-      <w:r>
-        <w:t xml:space="preserve">Program </w:t>
+        <w:t>Q1</w:t>
       </w:r>
       <w:r>
         <w:rPr>
           <w:b/>
           <w:bCs/>
         </w:rPr>
-        <w:t>Q1</w:t>
+        <w:t>6</w:t>
       </w:r>
       <w:r>
         <w:rPr>
           <w:b/>
           <w:bCs/>
         </w:rPr>
-        <w:t>6</w:t>
+        <w:t>.py</w:t>
       </w:r>
       <w:r>
         <w:rPr>
           <w:b/>
           <w:bCs/>
         </w:rPr>
-        <w:t>.py</w:t>
+        <w:t xml:space="preserve"> - </w:t>
+      </w:r>
+      <w:r>
+        <w:t xml:space="preserve">v pythone je možné krájanie zoznamu vykonať aj pomocou syntaxe </w:t>
+      </w:r>
+      <w:bookmarkStart w:id="59" w:name="_Hlk211599561"/>
+      <w:r>
+        <w:t xml:space="preserve">listName[x:y:z], kde x znamená počiatočný index, y-1 definuje konečnú hodnotu </w:t>
+      </w:r>
+      <w:bookmarkEnd w:id="59"/>
+      <w:r>
+        <w:t>indexu a z určuje veľkosť kroku. Ak chýba niektorá z hodnôt medzi x, y a z, interpret prevezme predvolenú hodnotu.</w:t>
+      </w:r>
+      <w:r>
+        <w:t xml:space="preserve"> Zaujímavý príklad </w:t>
+      </w:r>
+      <w:r>
+        <w:t>listName[x:y:z], kde x znamená počiatočný index, y-1 definuje konečnú hodnotu</w:t>
+      </w:r>
+      <w:r>
+        <w:t xml:space="preserve"> a z je veľkosť kroku, takže každý druhý prvok vybraného pod zoznamu.</w:t>
+      </w:r>
+    </w:p>
+    <w:p>
+      <w:r>
+        <w:t xml:space="preserve">Program </w:t>
       </w:r>
       <w:r>
         <w:rPr>
           <w:b/>
           <w:bCs/>
         </w:rPr>
-        <w:t xml:space="preserve"> - </w:t>
-      </w:r>
-      <w:r>
-        <w:t xml:space="preserve">v </w:t>
-      </w:r>
-      <w:proofErr w:type="spellStart"/>
-      <w:r>
-        <w:t>pythone</w:t>
-      </w:r>
-      <w:proofErr w:type="spellEnd"/>
-      <w:r>
-        <w:t xml:space="preserve"> je možné krájanie zoznamu vykonať aj pomocou syntaxe </w:t>
-      </w:r>
-      <w:bookmarkStart w:id="59" w:name="_Hlk211599561"/>
-      <w:proofErr w:type="spellStart"/>
-      <w:r>
-        <w:t>listName</w:t>
-      </w:r>
-      <w:proofErr w:type="spellEnd"/>
-      <w:r>
-        <w:t>[</w:t>
-      </w:r>
-      <w:proofErr w:type="spellStart"/>
-      <w:r>
-        <w:t>x:y:z</w:t>
-      </w:r>
-      <w:proofErr w:type="spellEnd"/>
-      <w:r>
-        <w:t xml:space="preserve">], kde x znamená počiatočný index, y-1 definuje konečnú hodnotu </w:t>
-      </w:r>
-      <w:bookmarkEnd w:id="59"/>
-      <w:r>
-        <w:t>indexu a z určuje veľkosť kroku. Ak chýba niektorá z hodnôt medzi x, y a z, interpret prevezme predvolenú hodnotu.</w:t>
-      </w:r>
-      <w:r>
-        <w:t xml:space="preserve"> Zaujímavý príklad </w:t>
-      </w:r>
-      <w:proofErr w:type="spellStart"/>
-      <w:r>
-        <w:t>listName</w:t>
-      </w:r>
-      <w:proofErr w:type="spellEnd"/>
-      <w:r>
-        <w:t>[</w:t>
-      </w:r>
-      <w:proofErr w:type="spellStart"/>
-      <w:r>
-        <w:t>x:y:z</w:t>
-      </w:r>
-      <w:proofErr w:type="spellEnd"/>
-      <w:r>
-        <w:t>], kde x znamená počiatočný index, y-1 definuje konečnú hodnotu</w:t>
-      </w:r>
-      <w:r>
-        <w:t xml:space="preserve"> a z je veľkosť kroku, takže každý druhý prvok vybraného pod zoznamu.</w:t>
-      </w:r>
-    </w:p>
-    <w:p>
-      <w:r>
-        <w:t xml:space="preserve">Program </w:t>
+        <w:t>Q1</w:t>
       </w:r>
       <w:r>
         <w:rPr>
           <w:b/>
           <w:bCs/>
         </w:rPr>
-        <w:t>Q1</w:t>
+        <w:t>7</w:t>
       </w:r>
       <w:r>
         <w:rPr>
           <w:b/>
           <w:bCs/>
         </w:rPr>
-        <w:t>7</w:t>
+        <w:t>.py</w:t>
+      </w:r>
+      <w:r>
+        <w:t xml:space="preserve"> </w:t>
+      </w:r>
+      <w:r>
+        <w:t>–</w:t>
+      </w:r>
+      <w:r>
+        <w:t xml:space="preserve"> </w:t>
+      </w:r>
+      <w:r>
+        <w:t>príklad vnorených zoznamov, ktoré tvoria len jeden člen pôvodného zoznamu</w:t>
+      </w:r>
+    </w:p>
+    <w:p>
+      <w:r>
+        <w:t xml:space="preserve">Program </w:t>
       </w:r>
       <w:r>
         <w:rPr>
           <w:b/>
           <w:bCs/>
         </w:rPr>
-        <w:t>.py</w:t>
-      </w:r>
-      <w:r>
-        <w:t xml:space="preserve"> </w:t>
-      </w:r>
-      <w:r>
-        <w:t>–</w:t>
-      </w:r>
-      <w:r>
-        <w:t xml:space="preserve"> </w:t>
-      </w:r>
-      <w:r>
-        <w:t>príklad vnorených zoznamov, ktoré tvoria len jeden člen pôvodného zoznamu</w:t>
-      </w:r>
-    </w:p>
-    <w:p>
-      <w:r>
-        <w:t xml:space="preserve">Program </w:t>
+        <w:t>Q1</w:t>
       </w:r>
       <w:r>
         <w:rPr>
           <w:b/>
           <w:bCs/>
         </w:rPr>
-        <w:t>Q1</w:t>
+        <w:t>8</w:t>
       </w:r>
       <w:r>
         <w:rPr>
           <w:b/>
           <w:bCs/>
         </w:rPr>
-        <w:t>8</w:t>
+        <w:t>.py</w:t>
+      </w:r>
+      <w:r>
+        <w:t xml:space="preserve"> –</w:t>
+      </w:r>
+      <w:r>
+        <w:t xml:space="preserve"> podobný príklad sme už riešili je to pomerne jednoduché</w:t>
+      </w:r>
+    </w:p>
+    <w:p>
+      <w:r>
+        <w:t xml:space="preserve">Program </w:t>
       </w:r>
       <w:r>
         <w:rPr>
           <w:b/>
           <w:bCs/>
         </w:rPr>
-        <w:t>.py</w:t>
-      </w:r>
-      <w:r>
-        <w:t xml:space="preserve"> –</w:t>
-      </w:r>
-      <w:r>
-        <w:t xml:space="preserve"> podobný príklad sme už riešili je to pomerne jednoduché</w:t>
-      </w:r>
-    </w:p>
-    <w:p>
-      <w:r>
-        <w:t xml:space="preserve">Program </w:t>
+        <w:t>Q1</w:t>
       </w:r>
       <w:r>
         <w:rPr>
           <w:b/>
           <w:bCs/>
         </w:rPr>
-        <w:t>Q1</w:t>
+        <w:t>9</w:t>
       </w:r>
       <w:r>
         <w:rPr>
           <w:b/>
           <w:bCs/>
         </w:rPr>
-        <w:t>9</w:t>
+        <w:t>.py</w:t>
+      </w:r>
+      <w:r>
+        <w:t xml:space="preserve"> –</w:t>
+      </w:r>
+      <w:r>
+        <w:t xml:space="preserve"> </w:t>
+      </w:r>
+      <w:r>
+        <w:t>jednoduché zlúčenie zoznamu</w:t>
+      </w:r>
+    </w:p>
+    <w:p>
+      <w:r>
+        <w:t xml:space="preserve">Program </w:t>
       </w:r>
       <w:r>
         <w:rPr>
           <w:b/>
           <w:bCs/>
         </w:rPr>
-        <w:t>.py</w:t>
-      </w:r>
-      <w:r>
-        <w:t xml:space="preserve"> –</w:t>
-      </w:r>
-      <w:r>
-        <w:t xml:space="preserve"> </w:t>
-      </w:r>
-      <w:r>
-        <w:t>jednoduché zlúčenie zoznamu</w:t>
-      </w:r>
-    </w:p>
-    <w:p>
-      <w:r>
-        <w:t xml:space="preserve">Program </w:t>
+        <w:t>Q</w:t>
       </w:r>
       <w:r>
         <w:rPr>
           <w:b/>
           <w:bCs/>
         </w:rPr>
-        <w:t>Q</w:t>
+        <w:t>20</w:t>
       </w:r>
       <w:r>
         <w:rPr>
           <w:b/>
           <w:bCs/>
         </w:rPr>
-        <w:t>20</w:t>
-      </w:r>
-      <w:r>
-        <w:rPr>
-          <w:b/>
-          <w:bCs/>
-        </w:rPr>
         <w:t>.py</w:t>
       </w:r>
       <w:r>
@@ -5347,15 +4195,7 @@
         <w:t xml:space="preserve"> p</w:t>
       </w:r>
       <w:r>
-        <w:t xml:space="preserve">oskytli sme odkaz na zoznam "a" s iným zoznamom "b", čo znamená, že tieto dva zoznamy (a </w:t>
-      </w:r>
-      <w:proofErr w:type="spellStart"/>
-      <w:r>
-        <w:t>a</w:t>
-      </w:r>
-      <w:proofErr w:type="spellEnd"/>
-      <w:r>
-        <w:t xml:space="preserve"> b) odkazujú na ten istý zoznam. Takže akákoľvek zmena s b ovplyvní pôvodný zoznam</w:t>
+        <w:t>oskytli sme odkaz na zoznam "a" s iným zoznamom "b", čo znamená, že tieto dva zoznamy (a a b) odkazujú na ten istý zoznam. Takže akákoľvek zmena s b ovplyvní pôvodný zoznam</w:t>
       </w:r>
     </w:p>
     <w:p>
@@ -5477,13 +4317,8 @@
         <w:t xml:space="preserve">príkladov </w:t>
       </w:r>
       <w:r>
-        <w:t xml:space="preserve">zoznamu jazyka </w:t>
-      </w:r>
-      <w:proofErr w:type="spellStart"/>
-      <w:r>
-        <w:t>Python</w:t>
-      </w:r>
-      <w:proofErr w:type="spellEnd"/>
+        <w:t>zoznamu jazyka Python</w:t>
+      </w:r>
       <w:r>
         <w:t>.</w:t>
       </w:r>
@@ -5540,30 +4375,15 @@
       <w:pPr>
         <w:pStyle w:val="Heading3"/>
       </w:pPr>
-      <w:proofErr w:type="spellStart"/>
-      <w:r>
-        <w:t>Python</w:t>
-      </w:r>
-      <w:proofErr w:type="spellEnd"/>
-      <w:r>
-        <w:t xml:space="preserve"> </w:t>
-      </w:r>
-      <w:proofErr w:type="spellStart"/>
-      <w:r>
-        <w:t>Tuples</w:t>
-      </w:r>
-      <w:proofErr w:type="spellEnd"/>
+      <w:r>
+        <w:t>Python Tuples</w:t>
+      </w:r>
       <w:r>
         <w:t xml:space="preserve"> - N</w:t>
       </w:r>
       <w:r>
-        <w:t>-</w:t>
-      </w:r>
-      <w:proofErr w:type="spellStart"/>
-      <w:r>
-        <w:t>tice</w:t>
-      </w:r>
-      <w:proofErr w:type="spellEnd"/>
+        <w:t>-tice</w:t>
+      </w:r>
       <w:r>
         <w:t>.</w:t>
       </w:r>
@@ -5586,23 +4406,7 @@
         <w:jc w:val="both"/>
       </w:pPr>
       <w:r>
-        <w:t>N-</w:t>
-      </w:r>
-      <w:proofErr w:type="spellStart"/>
-      <w:r>
-        <w:t>tica</w:t>
-      </w:r>
-      <w:proofErr w:type="spellEnd"/>
-      <w:r>
-        <w:t xml:space="preserve"> v </w:t>
-      </w:r>
-      <w:proofErr w:type="spellStart"/>
-      <w:r>
-        <w:t>Pythone</w:t>
-      </w:r>
-      <w:proofErr w:type="spellEnd"/>
-      <w:r>
-        <w:t xml:space="preserve"> je nemenná usporiadaná kolekcia prvkov.</w:t>
+        <w:t>N-tica v Pythone je nemenná usporiadaná kolekcia prvkov.</w:t>
       </w:r>
     </w:p>
     <w:p>
@@ -5614,23 +4418,7 @@
         <w:jc w:val="both"/>
       </w:pPr>
       <w:r>
-        <w:t>N-</w:t>
-      </w:r>
-      <w:proofErr w:type="spellStart"/>
-      <w:r>
-        <w:t>tice</w:t>
-      </w:r>
-      <w:proofErr w:type="spellEnd"/>
-      <w:r>
-        <w:t xml:space="preserve"> sú podobné zoznamom, ale na rozdiel od zoznamov ich nemožno po vytvorení zmeniť (</w:t>
-      </w:r>
-      <w:proofErr w:type="spellStart"/>
-      <w:r>
-        <w:t>t.j</w:t>
-      </w:r>
-      <w:proofErr w:type="spellEnd"/>
-      <w:r>
-        <w:t>. sú nemenné).</w:t>
+        <w:t>N-tice sú podobné zoznamom, ale na rozdiel od zoznamov ich nemožno po vytvorení zmeniť (t.j. sú nemenné).</w:t>
       </w:r>
     </w:p>
     <w:p>
@@ -5642,15 +4430,7 @@
         <w:jc w:val="both"/>
       </w:pPr>
       <w:r>
-        <w:t>N-</w:t>
-      </w:r>
-      <w:proofErr w:type="spellStart"/>
-      <w:r>
-        <w:t>tice</w:t>
-      </w:r>
-      <w:proofErr w:type="spellEnd"/>
-      <w:r>
-        <w:t xml:space="preserve"> môžu obsahovať prvky rôznych typov údajov.</w:t>
+        <w:t>N-tice môžu obsahovať prvky rôznych typov údajov.</w:t>
       </w:r>
     </w:p>
     <w:p>
@@ -5662,36 +4442,15 @@
         <w:jc w:val="both"/>
       </w:pPr>
       <w:r>
-        <w:t>Hlavné charakteristiky n-</w:t>
-      </w:r>
-      <w:proofErr w:type="spellStart"/>
-      <w:r>
-        <w:t>tic</w:t>
-      </w:r>
-      <w:proofErr w:type="spellEnd"/>
-      <w:r>
-        <w:t xml:space="preserve"> sú usporiadané, heterogénne a nemenné.</w:t>
+        <w:t>Hlavné charakteristiky n-tic sú usporiadané, heterogénne a nemenné.</w:t>
       </w:r>
     </w:p>
     <w:p>
       <w:pPr>
         <w:pStyle w:val="Heading3"/>
       </w:pPr>
-      <w:proofErr w:type="spellStart"/>
-      <w:r>
-        <w:t>Python</w:t>
-      </w:r>
-      <w:proofErr w:type="spellEnd"/>
-      <w:r>
-        <w:t xml:space="preserve"> </w:t>
-      </w:r>
-      <w:proofErr w:type="spellStart"/>
-      <w:r>
-        <w:t>String</w:t>
-      </w:r>
-      <w:proofErr w:type="spellEnd"/>
-      <w:r>
-        <w:t xml:space="preserve"> - </w:t>
+      <w:r>
+        <w:t xml:space="preserve">Python String - </w:t>
       </w:r>
       <w:r>
         <w:t>Reťazc</w:t>
@@ -5720,20 +4479,10 @@
           <w:rFonts w:eastAsiaTheme="minorHAnsi" w:cstheme="minorBidi"/>
         </w:rPr>
       </w:pPr>
-      <w:proofErr w:type="spellStart"/>
       <w:r>
         <w:lastRenderedPageBreak/>
-        <w:t>Python</w:t>
-      </w:r>
-      <w:proofErr w:type="spellEnd"/>
-      <w:r>
-        <w:t xml:space="preserve"> </w:t>
-      </w:r>
-      <w:proofErr w:type="spellStart"/>
-      <w:r>
-        <w:t>Dictionary</w:t>
-      </w:r>
-      <w:proofErr w:type="spellEnd"/>
+        <w:t>Python Dictionary</w:t>
+      </w:r>
       <w:r>
         <w:t xml:space="preserve"> - </w:t>
       </w:r>
@@ -5763,30 +4512,15 @@
           <w:szCs w:val="22"/>
         </w:rPr>
       </w:pPr>
-      <w:proofErr w:type="spellStart"/>
-      <w:r>
-        <w:t>Python</w:t>
-      </w:r>
-      <w:proofErr w:type="spellEnd"/>
-      <w:r>
-        <w:t xml:space="preserve"> </w:t>
-      </w:r>
-      <w:proofErr w:type="spellStart"/>
-      <w:r>
-        <w:t>Sets</w:t>
-      </w:r>
-      <w:proofErr w:type="spellEnd"/>
+      <w:r>
+        <w:t>Python Sets</w:t>
+      </w:r>
       <w:r>
         <w:t xml:space="preserve"> - </w:t>
       </w:r>
       <w:r>
-        <w:t xml:space="preserve">Sady jazyka </w:t>
-      </w:r>
-      <w:proofErr w:type="spellStart"/>
-      <w:r>
-        <w:t>Python</w:t>
-      </w:r>
-      <w:proofErr w:type="spellEnd"/>
+        <w:t>Sady jazyka Python</w:t>
+      </w:r>
     </w:p>
     <w:p>
       <w:hyperlink r:id="rId31" w:history="1">
@@ -5805,21 +4539,8 @@
       <w:pPr>
         <w:pStyle w:val="Heading3"/>
       </w:pPr>
-      <w:proofErr w:type="spellStart"/>
-      <w:r>
-        <w:t>Python</w:t>
-      </w:r>
-      <w:proofErr w:type="spellEnd"/>
-      <w:r>
-        <w:t xml:space="preserve"> </w:t>
-      </w:r>
-      <w:proofErr w:type="spellStart"/>
-      <w:r>
-        <w:t>Arrays</w:t>
-      </w:r>
-      <w:proofErr w:type="spellEnd"/>
-      <w:r>
-        <w:t xml:space="preserve"> - Polia</w:t>
+      <w:r>
+        <w:t>Python Arrays - Polia</w:t>
       </w:r>
     </w:p>
     <w:p>
@@ -5841,13 +4562,8 @@
       </w:pPr>
       <w:bookmarkStart w:id="61" w:name="IT23102025"/>
       <w:bookmarkEnd w:id="61"/>
-      <w:proofErr w:type="spellStart"/>
-      <w:r>
-        <w:t>Pygame</w:t>
-      </w:r>
-      <w:proofErr w:type="spellEnd"/>
-      <w:r>
-        <w:t xml:space="preserve"> pre pokročilých.</w:t>
+      <w:r>
+        <w:t>Pygame pre pokročilých.</w:t>
       </w:r>
     </w:p>
     <w:p>
@@ -5855,13 +4571,8 @@
         <w:pStyle w:val="Heading3"/>
       </w:pPr>
       <w:r>
-        <w:t xml:space="preserve">Vytváranie interaktívnych tlačidiel pomocou </w:t>
-      </w:r>
-      <w:proofErr w:type="spellStart"/>
-      <w:r>
-        <w:t>pygame</w:t>
-      </w:r>
-      <w:proofErr w:type="spellEnd"/>
+        <w:t>Vytváranie interaktívnych tlačidiel pomocou pygame</w:t>
+      </w:r>
     </w:p>
     <w:p>
       <w:r>
@@ -5897,15 +4608,7 @@
         <w:jc w:val="both"/>
       </w:pPr>
       <w:r>
-        <w:t xml:space="preserve">Hra musí mať interaktívne tlačidlá, ktoré dokážu ovládať rôzne udalosti v hre, aby bola hra lepšie kontrolovaná a aby sa do nej pridalo správne grafické rozhranie. Tie môžu byť vytvorené v </w:t>
-      </w:r>
-      <w:proofErr w:type="spellStart"/>
-      <w:r>
-        <w:t>pygame</w:t>
-      </w:r>
-      <w:proofErr w:type="spellEnd"/>
-      <w:r>
-        <w:t xml:space="preserve"> </w:t>
+        <w:t xml:space="preserve">Hra musí mať interaktívne tlačidlá, ktoré dokážu ovládať rôzne udalosti v hre, aby bola hra lepšie kontrolovaná a aby sa do nej pridalo správne grafické rozhranie. Tie môžu byť vytvorené v pygame </w:t>
       </w:r>
       <w:r>
         <w:rPr>
@@ -5917,15 +4620,7 @@
         <w:t>vytvorením obdĺžnika na obrazovke a následným prekrytím označujúceho textu na ňu.</w:t>
       </w:r>
       <w:r>
-        <w:t xml:space="preserve"> Na tento účel budeme používať rôzne funkcie ako , atď. Aby sme mu dodali živosť, môžeme zmeniť farbu tlačidla, keď naň umiestnila myš. To sa dá urobiť pomocou funkcie, ktorá aktualizuje polohu x a y ukazovateľa myši a uloží ju ako n-</w:t>
-      </w:r>
-      <w:proofErr w:type="spellStart"/>
-      <w:r>
-        <w:t>ticu</w:t>
-      </w:r>
-      <w:proofErr w:type="spellEnd"/>
-      <w:r>
-        <w:t xml:space="preserve"> do premennej. Potom môžeme nastaviť hranice obdĺžnika do príslušných premenných a skontrolovať, či je myš v týchto hraniciach, ak áno, farba bloku sa zmení na svetlejší odtieň, čo znamená, že tlačidlo je interakčné.</w:t>
+        <w:t xml:space="preserve"> Na tento účel budeme používať rôzne funkcie ako , atď. Aby sme mu dodali živosť, môžeme zmeniť farbu tlačidla, keď naň umiestnila myš. To sa dá urobiť pomocou funkcie, ktorá aktualizuje polohu x a y ukazovateľa myši a uloží ju ako n-ticu do premennej. Potom môžeme nastaviť hranice obdĺžnika do príslušných premenných a skontrolovať, či je myš v týchto hraniciach, ak áno, farba bloku sa zmení na svetlejší odtieň, čo znamená, že tlačidlo je interakčné.</w:t>
       </w:r>
     </w:p>
     <w:p>
@@ -5949,22 +4644,15 @@
       <w:pPr>
         <w:pStyle w:val="Heading3"/>
       </w:pPr>
-      <w:proofErr w:type="spellStart"/>
-      <w:r>
-        <w:t>Python</w:t>
-      </w:r>
-      <w:proofErr w:type="spellEnd"/>
-      <w:r>
-        <w:t xml:space="preserve"> - Kreslenie pomocou klávesov so šípkami v</w:t>
+      <w:r>
+        <w:t>Python - Kreslenie pomocou klávesov so šípkami v</w:t>
       </w:r>
       <w:r>
         <w:t> </w:t>
       </w:r>
-      <w:proofErr w:type="spellStart"/>
       <w:r>
         <w:t>PyGame</w:t>
       </w:r>
-      <w:proofErr w:type="spellEnd"/>
     </w:p>
     <w:p>
       <w:hyperlink r:id="rId35" w:history="1">
@@ -5983,53 +4671,8 @@
       <w:pPr>
         <w:jc w:val="both"/>
       </w:pPr>
-      <w:proofErr w:type="spellStart"/>
-      <w:r>
-        <w:t>Pygame</w:t>
-      </w:r>
-      <w:proofErr w:type="spellEnd"/>
-      <w:r>
-        <w:t xml:space="preserve"> je multiplatformová </w:t>
-      </w:r>
-      <w:proofErr w:type="spellStart"/>
-      <w:r>
-        <w:t>sada</w:t>
-      </w:r>
-      <w:proofErr w:type="spellEnd"/>
-      <w:r>
-        <w:t xml:space="preserve"> modulov </w:t>
-      </w:r>
-      <w:proofErr w:type="spellStart"/>
-      <w:r>
-        <w:t>Pythonu</w:t>
-      </w:r>
-      <w:proofErr w:type="spellEnd"/>
-      <w:r>
-        <w:t xml:space="preserve"> určená na písanie videohier. Zahŕňa počítačovú grafiku a zvukové knižnice určené na použitie s programovacím jazykom </w:t>
-      </w:r>
-      <w:proofErr w:type="spellStart"/>
-      <w:r>
-        <w:t>Python</w:t>
-      </w:r>
-      <w:proofErr w:type="spellEnd"/>
-      <w:r>
-        <w:t xml:space="preserve">. Teraz je to na predstavivosti alebo potrebe vývojára, aký typ hry chce pomocou tejto sady nástrojov vyvinúť. V tomto článku uvidíme, ako môžeme vytvoriť dizajn v </w:t>
-      </w:r>
-      <w:proofErr w:type="spellStart"/>
-      <w:r>
-        <w:t>PyGame</w:t>
-      </w:r>
-      <w:proofErr w:type="spellEnd"/>
-      <w:r>
-        <w:t xml:space="preserve"> pomocou klávesov tak, aby sa dizajn, </w:t>
-      </w:r>
-      <w:proofErr w:type="spellStart"/>
-      <w:r>
-        <w:t>tj</w:t>
-      </w:r>
-      <w:proofErr w:type="spellEnd"/>
-      <w:r>
-        <w:t xml:space="preserve"> značka, pohybovala vodorovne pri stlačení klávesu so šípkou doprava alebo doľava na klávesnici a pohybovala sa vertikálne pri stlačení klávesu so šípkou nahor alebo nadol. Môžeme to urobiť tak, že na príslušných súradniciach vytvoríme bodku (značku), ktorá pomocou klávesov získa zmeny.</w:t>
+      <w:r>
+        <w:t>Pygame je multiplatformová sada modulov Pythonu určená na písanie videohier. Zahŕňa počítačovú grafiku a zvukové knižnice určené na použitie s programovacím jazykom Python. Teraz je to na predstavivosti alebo potrebe vývojára, aký typ hry chce pomocou tejto sady nástrojov vyvinúť. V tomto článku uvidíme, ako môžeme vytvoriť dizajn v PyGame pomocou klávesov tak, aby sa dizajn, tj značka, pohybovala vodorovne pri stlačení klávesu so šípkou doprava alebo doľava na klávesnici a pohybovala sa vertikálne pri stlačení klávesu so šípkou nahor alebo nadol. Môžeme to urobiť tak, že na príslušných súradniciach vytvoríme bodku (značku), ktorá pomocou klávesov získa zmeny.</w:t>
       </w:r>
     </w:p>
     <w:p>
@@ -6093,27 +4736,14 @@
         <w:pStyle w:val="Heading3"/>
       </w:pPr>
       <w:r>
-        <w:t xml:space="preserve">Premiestňovanie objektu v </w:t>
-      </w:r>
-      <w:proofErr w:type="spellStart"/>
-      <w:r>
-        <w:t>PyGame</w:t>
-      </w:r>
-      <w:proofErr w:type="spellEnd"/>
-      <w:r>
-        <w:t xml:space="preserve"> </w:t>
+        <w:t xml:space="preserve">Premiestňovanie objektu v PyGame </w:t>
       </w:r>
       <w:r>
         <w:t>–</w:t>
       </w:r>
       <w:r>
-        <w:t xml:space="preserve"> </w:t>
-      </w:r>
-      <w:proofErr w:type="spellStart"/>
-      <w:r>
-        <w:t>Python</w:t>
-      </w:r>
-      <w:proofErr w:type="spellEnd"/>
+        <w:t xml:space="preserve"> Python</w:t>
+      </w:r>
     </w:p>
     <w:p>
       <w:hyperlink r:id="rId36" w:history="1">
@@ -6143,22 +4773,18 @@
       <w:pPr>
         <w:pStyle w:val="Heading3"/>
       </w:pPr>
-      <w:proofErr w:type="spellStart"/>
       <w:r>
         <w:t>Python</w:t>
       </w:r>
-      <w:proofErr w:type="spellEnd"/>
       <w:r>
         <w:t xml:space="preserve"> | Skok objektu v</w:t>
       </w:r>
       <w:r>
         <w:t> </w:t>
       </w:r>
-      <w:proofErr w:type="spellStart"/>
       <w:r>
         <w:t>PyGame</w:t>
       </w:r>
-      <w:proofErr w:type="spellEnd"/>
     </w:p>
     <w:p>
       <w:hyperlink r:id="rId37" w:history="1">
@@ -6177,57 +4803,12 @@
       <w:pPr>
         <w:jc w:val="both"/>
       </w:pPr>
-      <w:proofErr w:type="spellStart"/>
-      <w:r>
-        <w:t>Pygame</w:t>
-      </w:r>
-      <w:proofErr w:type="spellEnd"/>
-      <w:r>
-        <w:t xml:space="preserve"> je multiplatformová </w:t>
-      </w:r>
-      <w:proofErr w:type="spellStart"/>
-      <w:r>
-        <w:t>sada</w:t>
-      </w:r>
-      <w:proofErr w:type="spellEnd"/>
-      <w:r>
-        <w:t xml:space="preserve"> modulov </w:t>
-      </w:r>
-      <w:proofErr w:type="spellStart"/>
-      <w:r>
-        <w:t>Pythonu</w:t>
-      </w:r>
-      <w:proofErr w:type="spellEnd"/>
-      <w:r>
-        <w:t xml:space="preserve"> určená na písanie videohier. Zahŕňa počítačovú grafiku a zvukové knižnice určené na použitie s programovacím jazykom </w:t>
-      </w:r>
-      <w:proofErr w:type="spellStart"/>
-      <w:r>
-        <w:t>Python</w:t>
-      </w:r>
-      <w:proofErr w:type="spellEnd"/>
-      <w:r>
-        <w:t xml:space="preserve">. Teraz je to na predstavivosti alebo potrebe vývojára, aký typ hry chce pomocou tejto sady nástrojov </w:t>
+      <w:r>
+        <w:t xml:space="preserve">Pygame je multiplatformová sada modulov Pythonu určená na písanie videohier. Zahŕňa počítačovú grafiku a zvukové knižnice určené na použitie s programovacím jazykom Python. Teraz je to na predstavivosti alebo potrebe vývojára, aký typ hry chce pomocou tejto sady nástrojov </w:t>
       </w:r>
       <w:r>
         <w:lastRenderedPageBreak/>
-        <w:t xml:space="preserve">vyvinúť. V tomto článku sa teda naučíme, ako urobiť skok objektu pomocou knižnice </w:t>
-      </w:r>
-      <w:proofErr w:type="spellStart"/>
-      <w:r>
-        <w:t>PyGame</w:t>
-      </w:r>
-      <w:proofErr w:type="spellEnd"/>
-      <w:r>
-        <w:t xml:space="preserve"> v </w:t>
-      </w:r>
-      <w:proofErr w:type="spellStart"/>
-      <w:r>
-        <w:t>Pythone</w:t>
-      </w:r>
-      <w:proofErr w:type="spellEnd"/>
-      <w:r>
-        <w:t>. Existuje základný vzorec z klasickej mechaniky, ako prinútiť objekt skočiť.</w:t>
+        <w:t>vyvinúť. V tomto článku sa teda naučíme, ako urobiť skok objektu pomocou knižnice PyGame v Pythone. Existuje základný vzorec z klasickej mechaniky, ako prinútiť objekt skočiť.</w:t>
       </w:r>
     </w:p>
     <w:p>
@@ -6250,47 +4831,7 @@
         <w:jc w:val="both"/>
       </w:pPr>
       <w:r>
-        <w:t xml:space="preserve">Kde F je sila hore/dole, m je hmotnosť objektu a v je rýchlosť. Rýchlosť časom klesá, pretože keď objekt skáče, rýchlosť sa v tejto simulácii viac nezvýši. Keď sa objekt dostane na zem, skok sa skončí. Ak je premenná </w:t>
-      </w:r>
-      <w:proofErr w:type="spellStart"/>
-      <w:r>
-        <w:t>isjump</w:t>
-      </w:r>
-      <w:proofErr w:type="spellEnd"/>
-      <w:r>
-        <w:t xml:space="preserve"> </w:t>
-      </w:r>
-      <w:proofErr w:type="spellStart"/>
-      <w:r>
-        <w:t>True</w:t>
-      </w:r>
-      <w:proofErr w:type="spellEnd"/>
-      <w:r>
-        <w:t xml:space="preserve"> alebo </w:t>
-      </w:r>
-      <w:proofErr w:type="spellStart"/>
-      <w:r>
-        <w:t>False</w:t>
-      </w:r>
-      <w:proofErr w:type="spellEnd"/>
-      <w:r>
-        <w:t xml:space="preserve">, znamená to, že objekt skáče alebo nie. Ak je hodnota </w:t>
-      </w:r>
-      <w:proofErr w:type="spellStart"/>
-      <w:r>
-        <w:t>isjump</w:t>
-      </w:r>
-      <w:proofErr w:type="spellEnd"/>
-      <w:r>
-        <w:t xml:space="preserve"> </w:t>
-      </w:r>
-      <w:proofErr w:type="spellStart"/>
-      <w:r>
-        <w:t>True</w:t>
-      </w:r>
-      <w:proofErr w:type="spellEnd"/>
-      <w:r>
-        <w:t>, pozícia objektu sa aktualizuje podľa vyššie uvedeného vzorca.</w:t>
+        <w:t>Kde F je sila hore/dole, m je hmotnosť objektu a v je rýchlosť. Rýchlosť časom klesá, pretože keď objekt skáče, rýchlosť sa v tejto simulácii viac nezvýši. Keď sa objekt dostane na zem, skok sa skončí. Ak je premenná isjump True alebo False, znamená to, že objekt skáče alebo nie. Ak je hodnota isjump True, pozícia objektu sa aktualizuje podľa vyššie uvedeného vzorca.</w:t>
       </w:r>
     </w:p>
     <w:p>
@@ -6303,11 +4844,9 @@
       <w:r>
         <w:t> </w:t>
       </w:r>
-      <w:proofErr w:type="spellStart"/>
       <w:r>
         <w:t>Pygame</w:t>
       </w:r>
-      <w:proofErr w:type="spellEnd"/>
     </w:p>
     <w:p>
       <w:r>
@@ -6322,13 +4861,8 @@
           <w:numId w:val="43"/>
         </w:numPr>
       </w:pPr>
-      <w:proofErr w:type="spellStart"/>
-      <w:r>
-        <w:t>Naprv</w:t>
-      </w:r>
-      <w:proofErr w:type="spellEnd"/>
-      <w:r>
-        <w:t xml:space="preserve"> sa vytvorí okno</w:t>
+      <w:r>
+        <w:t>Naprv sa vytvorí okno</w:t>
       </w:r>
     </w:p>
     <w:p>
@@ -6388,39 +4922,7 @@
         <w:t xml:space="preserve">Ku kroku 4 - </w:t>
       </w:r>
       <w:r>
-        <w:t xml:space="preserve">ak je pozícia X lopty väčšia ako šírka obrazovky alebo menšia ako 0 (t. j. ak sa loptička zráža alebo prichádza na jej pravý alebo ľavý koniec obrazovky), potom vynásobíme rýchlosť smeru X mínusom 1. Znamená to, že smer je obrátený. Ak loptička prichádza rýchlosťou 3 pixelov, potom pri zrážke na ľavej alebo pravej stene bude jej rýchlosť -3 pixely, </w:t>
-      </w:r>
-      <w:proofErr w:type="spellStart"/>
-      <w:r>
-        <w:t>t.j</w:t>
-      </w:r>
-      <w:proofErr w:type="spellEnd"/>
-      <w:r>
-        <w:t xml:space="preserve">. v opačnom smere, a znova, keď narazí na steny, potom bude jej rýchlosť opäť kladná 3, </w:t>
-      </w:r>
-      <w:proofErr w:type="spellStart"/>
-      <w:r>
-        <w:t>t.j</w:t>
-      </w:r>
-      <w:proofErr w:type="spellEnd"/>
-      <w:r>
-        <w:t xml:space="preserve">. opačná od -3. Preto to dá lopte hranicu. Rovnaká logika sa použije aj pre hornú a dolnú stenu. Ak je hodnota Y lopty väčšia ako výška obrazovky alebo menšia ako 0, zmeňte jej smer. A potom posunieme loptu zvyšovaním polohy lopty o </w:t>
-      </w:r>
-      <w:proofErr w:type="spellStart"/>
-      <w:r>
-        <w:t>XChange</w:t>
-      </w:r>
-      <w:proofErr w:type="spellEnd"/>
-      <w:r>
-        <w:t xml:space="preserve"> a </w:t>
-      </w:r>
-      <w:proofErr w:type="spellStart"/>
-      <w:r>
-        <w:t>YChange</w:t>
-      </w:r>
-      <w:proofErr w:type="spellEnd"/>
-      <w:r>
-        <w:t>.</w:t>
+        <w:t>ak je pozícia X lopty väčšia ako šírka obrazovky alebo menšia ako 0 (t. j. ak sa loptička zráža alebo prichádza na jej pravý alebo ľavý koniec obrazovky), potom vynásobíme rýchlosť smeru X mínusom 1. Znamená to, že smer je obrátený. Ak loptička prichádza rýchlosťou 3 pixelov, potom pri zrážke na ľavej alebo pravej stene bude jej rýchlosť -3 pixely, t.j. v opačnom smere, a znova, keď narazí na steny, potom bude jej rýchlosť opäť kladná 3, t.j. opačná od -3. Preto to dá lopte hranicu. Rovnaká logika sa použije aj pre hornú a dolnú stenu. Ak je hodnota Y lopty väčšia ako výška obrazovky alebo menšia ako 0, zmeňte jej smer. A potom posunieme loptu zvyšovaním polohy lopty o XChange a YChange.</w:t>
       </w:r>
     </w:p>
     <w:p/>
@@ -6434,27 +4936,9 @@
       <w:r>
         <w:t xml:space="preserve"> – som pridal časovač. </w:t>
       </w:r>
-      <w:proofErr w:type="spellStart"/>
-      <w:r>
-        <w:t>clk</w:t>
-      </w:r>
-      <w:proofErr w:type="spellEnd"/>
-      <w:r>
-        <w:t xml:space="preserve"> = </w:t>
-      </w:r>
-      <w:proofErr w:type="spellStart"/>
-      <w:r>
-        <w:t>pygame.time.Clock</w:t>
-      </w:r>
-      <w:proofErr w:type="spellEnd"/>
-      <w:r>
-        <w:t xml:space="preserve">()  # </w:t>
-      </w:r>
-      <w:proofErr w:type="spellStart"/>
-      <w:r>
-        <w:t>clock</w:t>
-      </w:r>
-      <w:proofErr w:type="spellEnd"/>
+      <w:r>
+        <w:t>clk = pygame.time.Clock()  # clock</w:t>
+      </w:r>
     </w:p>
     <w:p/>
     <w:p>
@@ -6462,13 +4946,8 @@
         <w:pStyle w:val="Heading3"/>
       </w:pPr>
       <w:r>
-        <w:t xml:space="preserve">Detekcia kolízií v </w:t>
-      </w:r>
-      <w:proofErr w:type="spellStart"/>
-      <w:r>
-        <w:t>PyGame</w:t>
-      </w:r>
-      <w:proofErr w:type="spellEnd"/>
+        <w:t>Detekcia kolízií v PyGame</w:t>
+      </w:r>
     </w:p>
     <w:p>
       <w:hyperlink r:id="rId38" w:history="1">
@@ -6508,13 +4987,8 @@
       <w:pPr>
         <w:pStyle w:val="Heading3"/>
       </w:pPr>
-      <w:proofErr w:type="spellStart"/>
-      <w:r>
-        <w:t>Pygame</w:t>
-      </w:r>
-      <w:proofErr w:type="spellEnd"/>
-      <w:r>
-        <w:t xml:space="preserve"> - Vytváranie škriatkov</w:t>
+      <w:r>
+        <w:t>Pygame - Vytváranie škriatkov</w:t>
       </w:r>
     </w:p>
     <w:p>
@@ -6540,13 +5014,8 @@
       <w:pPr>
         <w:pStyle w:val="Heading3"/>
       </w:pPr>
-      <w:proofErr w:type="spellStart"/>
-      <w:r>
-        <w:t>Pygame</w:t>
-      </w:r>
-      <w:proofErr w:type="spellEnd"/>
-      <w:r>
-        <w:t xml:space="preserve"> - Ovláda</w:t>
+      <w:r>
+        <w:t>Pygame - Ovláda</w:t>
       </w:r>
       <w:r>
         <w:t>n</w:t>
@@ -6590,15 +5059,7 @@
         <w:t>skriatok_control_hranice.py</w:t>
       </w:r>
       <w:r>
-        <w:t xml:space="preserve"> – úprava hraníc v </w:t>
-      </w:r>
-      <w:proofErr w:type="spellStart"/>
-      <w:r>
-        <w:t>metódách</w:t>
-      </w:r>
-      <w:proofErr w:type="spellEnd"/>
-      <w:r>
-        <w:t xml:space="preserve"> objektu </w:t>
+        <w:t xml:space="preserve"> – úprava hraníc v metódách objektu </w:t>
       </w:r>
     </w:p>
     <w:p>
@@ -6709,26 +5170,13 @@
       <w:pPr>
         <w:pStyle w:val="Heading4"/>
       </w:pPr>
-      <w:proofErr w:type="spellStart"/>
-      <w:r>
-        <w:t>Analyza</w:t>
-      </w:r>
-      <w:proofErr w:type="spellEnd"/>
-      <w:r>
-        <w:t>.</w:t>
-      </w:r>
-    </w:p>
-    <w:p>
-      <w:r>
-        <w:t xml:space="preserve">V podložke </w:t>
-      </w:r>
-      <w:proofErr w:type="spellStart"/>
-      <w:r>
-        <w:t>Analyza</w:t>
-      </w:r>
-      <w:proofErr w:type="spellEnd"/>
-      <w:r>
-        <w:t xml:space="preserve"> sa postupne budú rozoberať jednotlivé časti.</w:t>
+      <w:r>
+        <w:t>Analyza.</w:t>
+      </w:r>
+    </w:p>
+    <w:p>
+      <w:r>
+        <w:t>V podložke Analyza sa postupne budú rozoberať jednotlivé časti.</w:t>
       </w:r>
     </w:p>
     <w:p>
@@ -6738,24 +5186,11 @@
         </w:rPr>
         <w:t>Program 8bit_uvod1.py – v</w:t>
       </w:r>
-      <w:proofErr w:type="spellStart"/>
-      <w:r>
-        <w:t>ysvetlenie</w:t>
-      </w:r>
-      <w:proofErr w:type="spellEnd"/>
-      <w:r>
-        <w:t xml:space="preserve"> </w:t>
-      </w:r>
-      <w:r>
-        <w:t xml:space="preserve">úvodnej obrazovky v procedúre </w:t>
-      </w:r>
-      <w:proofErr w:type="spellStart"/>
-      <w:r>
-        <w:t>Into</w:t>
-      </w:r>
-      <w:proofErr w:type="spellEnd"/>
-      <w:r>
-        <w:t>.</w:t>
+      <w:r>
+        <w:t xml:space="preserve">ysvetlenie </w:t>
+      </w:r>
+      <w:r>
+        <w:t>úvodnej obrazovky v procedúre Into.</w:t>
       </w:r>
     </w:p>
     <w:p/>
@@ -6763,13 +5198,8 @@
       <w:pPr>
         <w:pStyle w:val="Heading3"/>
       </w:pPr>
-      <w:proofErr w:type="spellStart"/>
-      <w:r>
-        <w:t>WallBreaker</w:t>
-      </w:r>
-      <w:proofErr w:type="spellEnd"/>
-      <w:r>
-        <w:t>.</w:t>
+      <w:r>
+        <w:t>WallBreaker.</w:t>
       </w:r>
     </w:p>
     <w:p>
@@ -6782,91 +5212,23 @@
     </w:p>
     <w:p>
       <w:hyperlink r:id="rId44" w:history="1">
-        <w:proofErr w:type="spellStart"/>
         <w:r>
           <w:rPr>
             <w:rStyle w:val="Hyperlink"/>
           </w:rPr>
           <w:t>Freesound</w:t>
         </w:r>
-        <w:proofErr w:type="spellEnd"/>
       </w:hyperlink>
     </w:p>
     <w:p>
       <w:hyperlink r:id="rId45" w:history="1">
-        <w:proofErr w:type="spellStart"/>
         <w:r>
           <w:rPr>
             <w:rStyle w:val="Hyperlink"/>
             <w:highlight w:val="yellow"/>
           </w:rPr>
-          <w:t>Free</w:t>
+          <w:t>Free Wav Sound Effects Download - Pixabay</w:t>
         </w:r>
-        <w:proofErr w:type="spellEnd"/>
-        <w:r>
-          <w:rPr>
-            <w:rStyle w:val="Hyperlink"/>
-            <w:highlight w:val="yellow"/>
-          </w:rPr>
-          <w:t xml:space="preserve"> </w:t>
-        </w:r>
-        <w:proofErr w:type="spellStart"/>
-        <w:r>
-          <w:rPr>
-            <w:rStyle w:val="Hyperlink"/>
-            <w:highlight w:val="yellow"/>
-          </w:rPr>
-          <w:t>Wav</w:t>
-        </w:r>
-        <w:proofErr w:type="spellEnd"/>
-        <w:r>
-          <w:rPr>
-            <w:rStyle w:val="Hyperlink"/>
-            <w:highlight w:val="yellow"/>
-          </w:rPr>
-          <w:t xml:space="preserve"> </w:t>
-        </w:r>
-        <w:proofErr w:type="spellStart"/>
-        <w:r>
-          <w:rPr>
-            <w:rStyle w:val="Hyperlink"/>
-            <w:highlight w:val="yellow"/>
-          </w:rPr>
-          <w:t>Sound</w:t>
-        </w:r>
-        <w:proofErr w:type="spellEnd"/>
-        <w:r>
-          <w:rPr>
-            <w:rStyle w:val="Hyperlink"/>
-            <w:highlight w:val="yellow"/>
-          </w:rPr>
-          <w:t xml:space="preserve"> </w:t>
-        </w:r>
-        <w:proofErr w:type="spellStart"/>
-        <w:r>
-          <w:rPr>
-            <w:rStyle w:val="Hyperlink"/>
-            <w:highlight w:val="yellow"/>
-          </w:rPr>
-          <w:t>Effects</w:t>
-        </w:r>
-        <w:proofErr w:type="spellEnd"/>
-        <w:r>
-          <w:rPr>
-            <w:rStyle w:val="Hyperlink"/>
-            <w:highlight w:val="yellow"/>
-          </w:rPr>
-          <w:t xml:space="preserve"> Download - </w:t>
-        </w:r>
-        <w:proofErr w:type="spellStart"/>
-        <w:r>
-          <w:rPr>
-            <w:rStyle w:val="Hyperlink"/>
-            <w:highlight w:val="yellow"/>
-          </w:rPr>
-          <w:t>Pixabay</w:t>
-        </w:r>
-        <w:proofErr w:type="spellEnd"/>
       </w:hyperlink>
     </w:p>
     <w:p>
@@ -6875,63 +5237,7 @@
           <w:rPr>
             <w:rStyle w:val="Hyperlink"/>
           </w:rPr>
-          <w:t xml:space="preserve">SFX </w:t>
-        </w:r>
-        <w:proofErr w:type="spellStart"/>
-        <w:r>
-          <w:rPr>
-            <w:rStyle w:val="Hyperlink"/>
-          </w:rPr>
-          <w:t>Library</w:t>
-        </w:r>
-        <w:proofErr w:type="spellEnd"/>
-        <w:r>
-          <w:rPr>
-            <w:rStyle w:val="Hyperlink"/>
-          </w:rPr>
-          <w:t xml:space="preserve"> - </w:t>
-        </w:r>
-        <w:proofErr w:type="spellStart"/>
-        <w:r>
-          <w:rPr>
-            <w:rStyle w:val="Hyperlink"/>
-          </w:rPr>
-          <w:t>Free</w:t>
-        </w:r>
-        <w:proofErr w:type="spellEnd"/>
-        <w:r>
-          <w:rPr>
-            <w:rStyle w:val="Hyperlink"/>
-          </w:rPr>
-          <w:t xml:space="preserve"> </w:t>
-        </w:r>
-        <w:proofErr w:type="spellStart"/>
-        <w:r>
-          <w:rPr>
-            <w:rStyle w:val="Hyperlink"/>
-          </w:rPr>
-          <w:t>sound</w:t>
-        </w:r>
-        <w:proofErr w:type="spellEnd"/>
-        <w:r>
-          <w:rPr>
-            <w:rStyle w:val="Hyperlink"/>
-          </w:rPr>
-          <w:t xml:space="preserve"> </w:t>
-        </w:r>
-        <w:proofErr w:type="spellStart"/>
-        <w:r>
-          <w:rPr>
-            <w:rStyle w:val="Hyperlink"/>
-          </w:rPr>
-          <w:t>effects</w:t>
-        </w:r>
-        <w:proofErr w:type="spellEnd"/>
-        <w:r>
-          <w:rPr>
-            <w:rStyle w:val="Hyperlink"/>
-          </w:rPr>
-          <w:t xml:space="preserve"> to download - MP3, WAV, OGG</w:t>
+          <w:t>SFX Library - Free sound effects to download - MP3, WAV, OGG</w:t>
         </w:r>
       </w:hyperlink>
     </w:p>
@@ -6940,74 +5246,19 @@
       <w:pPr>
         <w:pStyle w:val="Heading2"/>
       </w:pPr>
-      <w:proofErr w:type="spellStart"/>
-      <w:r>
-        <w:t>Pygame</w:t>
-      </w:r>
-      <w:proofErr w:type="spellEnd"/>
-      <w:r>
-        <w:t>.</w:t>
+      <w:r>
+        <w:t>Pygame.</w:t>
       </w:r>
     </w:p>
     <w:p>
       <w:hyperlink r:id="rId47" w:anchor="pygame-front-page" w:history="1">
-        <w:proofErr w:type="spellStart"/>
         <w:r>
           <w:rPr>
             <w:rStyle w:val="Hyperlink"/>
             <w:highlight w:val="red"/>
           </w:rPr>
-          <w:t>Pygame</w:t>
+          <w:t>Pygame Front Page — pygame v2.6.0 documentation</w:t>
         </w:r>
-        <w:proofErr w:type="spellEnd"/>
-        <w:r>
-          <w:rPr>
-            <w:rStyle w:val="Hyperlink"/>
-            <w:highlight w:val="red"/>
-          </w:rPr>
-          <w:t xml:space="preserve"> Front </w:t>
-        </w:r>
-        <w:proofErr w:type="spellStart"/>
-        <w:r>
-          <w:rPr>
-            <w:rStyle w:val="Hyperlink"/>
-            <w:highlight w:val="red"/>
-          </w:rPr>
-          <w:t>Page</w:t>
-        </w:r>
-        <w:proofErr w:type="spellEnd"/>
-        <w:r>
-          <w:rPr>
-            <w:rStyle w:val="Hyperlink"/>
-            <w:highlight w:val="red"/>
-          </w:rPr>
-          <w:t xml:space="preserve"> — </w:t>
-        </w:r>
-        <w:proofErr w:type="spellStart"/>
-        <w:r>
-          <w:rPr>
-            <w:rStyle w:val="Hyperlink"/>
-            <w:highlight w:val="red"/>
-          </w:rPr>
-          <w:t>pygame</w:t>
-        </w:r>
-        <w:proofErr w:type="spellEnd"/>
-        <w:r>
-          <w:rPr>
-            <w:rStyle w:val="Hyperlink"/>
-            <w:highlight w:val="red"/>
-          </w:rPr>
-          <w:t xml:space="preserve"> v2.6.0 </w:t>
-        </w:r>
-        <w:proofErr w:type="spellStart"/>
-        <w:r>
-          <w:rPr>
-            <w:rStyle w:val="Hyperlink"/>
-            <w:highlight w:val="red"/>
-          </w:rPr>
-          <w:t>documentation</w:t>
-        </w:r>
-        <w:proofErr w:type="spellEnd"/>
       </w:hyperlink>
     </w:p>
     <w:p>
@@ -7036,68 +5287,12 @@
     </w:p>
     <w:p>
       <w:r>
-        <w:t xml:space="preserve">Čo to je: </w:t>
-      </w:r>
-      <w:proofErr w:type="spellStart"/>
-      <w:r>
-        <w:t>ball.collidelist</w:t>
-      </w:r>
-      <w:proofErr w:type="spellEnd"/>
-      <w:r>
-        <w:t>(</w:t>
-      </w:r>
-      <w:proofErr w:type="spellStart"/>
-      <w:r>
-        <w:t>bricks</w:t>
-      </w:r>
-      <w:proofErr w:type="spellEnd"/>
-      <w:r>
-        <w:t xml:space="preserve">) volá </w:t>
-      </w:r>
-      <w:proofErr w:type="spellStart"/>
-      <w:r>
-        <w:t>pygame</w:t>
-      </w:r>
-      <w:proofErr w:type="spellEnd"/>
-      <w:r>
-        <w:t xml:space="preserve">. Metóda </w:t>
-      </w:r>
-      <w:proofErr w:type="spellStart"/>
-      <w:r>
-        <w:t>Rect</w:t>
-      </w:r>
-      <w:proofErr w:type="spellEnd"/>
-      <w:r>
-        <w:t xml:space="preserve"> </w:t>
-      </w:r>
-      <w:proofErr w:type="spellStart"/>
-      <w:r>
-        <w:t>colidelist</w:t>
-      </w:r>
-      <w:proofErr w:type="spellEnd"/>
-      <w:r>
-        <w:t xml:space="preserve"> </w:t>
-      </w:r>
-      <w:proofErr w:type="spellStart"/>
-      <w:r>
-        <w:t>Rect</w:t>
-      </w:r>
-      <w:proofErr w:type="spellEnd"/>
-      <w:r>
-        <w:t xml:space="preserve"> objekt.</w:t>
-      </w:r>
-    </w:p>
-    <w:p>
-      <w:r>
-        <w:t xml:space="preserve">Čo vráti: index (celé číslo) prvého </w:t>
-      </w:r>
-      <w:proofErr w:type="spellStart"/>
-      <w:r>
-        <w:t>Rect</w:t>
-      </w:r>
-      <w:proofErr w:type="spellEnd"/>
-      <w:r>
-        <w:t xml:space="preserve"> v sekvencii tehál, ktoré pretínajú guľu, alebo -1, ak nie je kolízia.</w:t>
+        <w:t>Čo to je: ball.collidelist(bricks) volá pygame. Metóda Rect colidelist Rect objekt.</w:t>
+      </w:r>
+    </w:p>
+    <w:p>
+      <w:r>
+        <w:t>Čo vráti: index (celé číslo) prvého Rect v sekvencii tehál, ktoré pretínajú guľu, alebo -1, ak nie je kolízia.</w:t>
       </w:r>
     </w:p>
     <w:p>
@@ -7107,49 +5302,17 @@
     </w:p>
     <w:p>
       <w:r>
-        <w:t xml:space="preserve">Kontroluje iba prekrytie obdĺžnika (guľôčka je </w:t>
-      </w:r>
-      <w:proofErr w:type="spellStart"/>
-      <w:r>
-        <w:t>Rect</w:t>
-      </w:r>
-      <w:proofErr w:type="spellEnd"/>
-      <w:r>
-        <w:t xml:space="preserve">, aj keď ju nakreslíte pomocou </w:t>
-      </w:r>
-      <w:proofErr w:type="spellStart"/>
-      <w:r>
-        <w:t>draw.ellipse</w:t>
-      </w:r>
-      <w:proofErr w:type="spellEnd"/>
-      <w:r>
-        <w:t>). Vizuálna elipsa sa nemusí zhodovať s presnými kolíziami – kolízie používajú ohraničujúci obdĺžnik.</w:t>
-      </w:r>
-    </w:p>
-    <w:p>
-      <w:r>
-        <w:t xml:space="preserve">Vráti iba prvý zodpovedajúci index. Ak guľôčka prekrýva viacero tehál v jednom ráme, </w:t>
-      </w:r>
-      <w:proofErr w:type="spellStart"/>
-      <w:r>
-        <w:t>collidelist</w:t>
-      </w:r>
-      <w:proofErr w:type="spellEnd"/>
-      <w:r>
-        <w:t xml:space="preserve"> vráti iba jeden index (prvý v poradí zoznamu).</w:t>
-      </w:r>
-    </w:p>
-    <w:p>
-      <w:r>
-        <w:t xml:space="preserve">Sekvenčné prvky musia byť </w:t>
-      </w:r>
-      <w:proofErr w:type="spellStart"/>
-      <w:r>
-        <w:t>pygame</w:t>
-      </w:r>
-      <w:proofErr w:type="spellEnd"/>
-      <w:r>
-        <w:t>. Predmety podobné rektu.</w:t>
+        <w:t>Kontroluje iba prekrytie obdĺžnika (guľôčka je Rect, aj keď ju nakreslíte pomocou draw.ellipse). Vizuálna elipsa sa nemusí zhodovať s presnými kolíziami – kolízie používajú ohraničujúci obdĺžnik.</w:t>
+      </w:r>
+    </w:p>
+    <w:p>
+      <w:r>
+        <w:t>Vráti iba prvý zodpovedajúci index. Ak guľôčka prekrýva viacero tehál v jednom ráme, collidelist vráti iba jeden index (prvý v poradí zoznamu).</w:t>
+      </w:r>
+    </w:p>
+    <w:p>
+      <w:r>
+        <w:t>Sekvenčné prvky musia byť pygame. Predmety podobné rektu.</w:t>
       </w:r>
     </w:p>
     <w:p/>
@@ -7160,117 +5323,8 @@
           <w:numId w:val="45"/>
         </w:numPr>
       </w:pPr>
-      <w:proofErr w:type="spellStart"/>
-      <w:r>
-        <w:t>What</w:t>
-      </w:r>
-      <w:proofErr w:type="spellEnd"/>
-      <w:r>
-        <w:t xml:space="preserve"> </w:t>
-      </w:r>
-      <w:proofErr w:type="spellStart"/>
-      <w:r>
-        <w:t>it</w:t>
-      </w:r>
-      <w:proofErr w:type="spellEnd"/>
-      <w:r>
-        <w:t xml:space="preserve"> </w:t>
-      </w:r>
-      <w:proofErr w:type="spellStart"/>
-      <w:r>
-        <w:t>is</w:t>
-      </w:r>
-      <w:proofErr w:type="spellEnd"/>
-      <w:r>
-        <w:t xml:space="preserve">: </w:t>
-      </w:r>
-      <w:proofErr w:type="spellStart"/>
-      <w:r>
-        <w:t>ball.collidelist</w:t>
-      </w:r>
-      <w:proofErr w:type="spellEnd"/>
-      <w:r>
-        <w:t>(</w:t>
-      </w:r>
-      <w:proofErr w:type="spellStart"/>
-      <w:r>
-        <w:t>bricks</w:t>
-      </w:r>
-      <w:proofErr w:type="spellEnd"/>
-      <w:r>
-        <w:t xml:space="preserve">) </w:t>
-      </w:r>
-      <w:proofErr w:type="spellStart"/>
-      <w:r>
-        <w:t>calls</w:t>
-      </w:r>
-      <w:proofErr w:type="spellEnd"/>
-      <w:r>
-        <w:t xml:space="preserve"> </w:t>
-      </w:r>
-      <w:proofErr w:type="spellStart"/>
-      <w:r>
-        <w:t>the</w:t>
-      </w:r>
-      <w:proofErr w:type="spellEnd"/>
-      <w:r>
-        <w:t xml:space="preserve"> </w:t>
-      </w:r>
-      <w:proofErr w:type="spellStart"/>
-      <w:r>
-        <w:t>pygame.Rect</w:t>
-      </w:r>
-      <w:proofErr w:type="spellEnd"/>
-      <w:r>
-        <w:t xml:space="preserve"> </w:t>
-      </w:r>
-      <w:proofErr w:type="spellStart"/>
-      <w:r>
-        <w:t>method</w:t>
-      </w:r>
-      <w:proofErr w:type="spellEnd"/>
-      <w:r>
-        <w:t xml:space="preserve"> </w:t>
-      </w:r>
-      <w:proofErr w:type="spellStart"/>
-      <w:r>
-        <w:t>collidelist</w:t>
-      </w:r>
-      <w:proofErr w:type="spellEnd"/>
-      <w:r>
-        <w:t xml:space="preserve"> on </w:t>
-      </w:r>
-      <w:proofErr w:type="spellStart"/>
-      <w:r>
-        <w:t>the</w:t>
-      </w:r>
-      <w:proofErr w:type="spellEnd"/>
-      <w:r>
-        <w:t xml:space="preserve"> </w:t>
-      </w:r>
-      <w:proofErr w:type="spellStart"/>
-      <w:r>
-        <w:t>Rect</w:t>
-      </w:r>
-      <w:proofErr w:type="spellEnd"/>
-      <w:r>
-        <w:t xml:space="preserve"> </w:t>
-      </w:r>
-      <w:proofErr w:type="spellStart"/>
-      <w:r>
-        <w:t>object</w:t>
-      </w:r>
-      <w:proofErr w:type="spellEnd"/>
-      <w:r>
-        <w:t xml:space="preserve"> </w:t>
-      </w:r>
-      <w:proofErr w:type="spellStart"/>
-      <w:r>
-        <w:t>ball</w:t>
-      </w:r>
-      <w:proofErr w:type="spellEnd"/>
-      <w:r>
-        <w:t>.</w:t>
+      <w:r>
+        <w:t>What it is: ball.collidelist(bricks) calls the pygame.Rect method collidelist on the Rect object ball.</w:t>
       </w:r>
     </w:p>
     <w:p>
@@ -7280,133 +5334,8 @@
           <w:numId w:val="45"/>
         </w:numPr>
       </w:pPr>
-      <w:proofErr w:type="spellStart"/>
-      <w:r>
-        <w:t>What</w:t>
-      </w:r>
-      <w:proofErr w:type="spellEnd"/>
-      <w:r>
-        <w:t xml:space="preserve"> </w:t>
-      </w:r>
-      <w:proofErr w:type="spellStart"/>
-      <w:r>
-        <w:t>it</w:t>
-      </w:r>
-      <w:proofErr w:type="spellEnd"/>
-      <w:r>
-        <w:t xml:space="preserve"> </w:t>
-      </w:r>
-      <w:proofErr w:type="spellStart"/>
-      <w:r>
-        <w:t>returns</w:t>
-      </w:r>
-      <w:proofErr w:type="spellEnd"/>
-      <w:r>
-        <w:t xml:space="preserve">: </w:t>
-      </w:r>
-      <w:proofErr w:type="spellStart"/>
-      <w:r>
-        <w:t>the</w:t>
-      </w:r>
-      <w:proofErr w:type="spellEnd"/>
-      <w:r>
-        <w:t xml:space="preserve"> index (</w:t>
-      </w:r>
-      <w:proofErr w:type="spellStart"/>
-      <w:r>
-        <w:t>integer</w:t>
-      </w:r>
-      <w:proofErr w:type="spellEnd"/>
-      <w:r>
-        <w:t xml:space="preserve">) of </w:t>
-      </w:r>
-      <w:proofErr w:type="spellStart"/>
-      <w:r>
-        <w:t>the</w:t>
-      </w:r>
-      <w:proofErr w:type="spellEnd"/>
-      <w:r>
-        <w:t xml:space="preserve"> </w:t>
-      </w:r>
-      <w:proofErr w:type="spellStart"/>
-      <w:r>
-        <w:t>first</w:t>
-      </w:r>
-      <w:proofErr w:type="spellEnd"/>
-      <w:r>
-        <w:t xml:space="preserve"> </w:t>
-      </w:r>
-      <w:proofErr w:type="spellStart"/>
-      <w:r>
-        <w:t>Rect</w:t>
-      </w:r>
-      <w:proofErr w:type="spellEnd"/>
-      <w:r>
-        <w:t xml:space="preserve"> in </w:t>
-      </w:r>
-      <w:proofErr w:type="spellStart"/>
-      <w:r>
-        <w:t>the</w:t>
-      </w:r>
-      <w:proofErr w:type="spellEnd"/>
-      <w:r>
-        <w:t xml:space="preserve"> </w:t>
-      </w:r>
-      <w:proofErr w:type="spellStart"/>
-      <w:r>
-        <w:t>sequence</w:t>
-      </w:r>
-      <w:proofErr w:type="spellEnd"/>
-      <w:r>
-        <w:t xml:space="preserve"> </w:t>
-      </w:r>
-      <w:proofErr w:type="spellStart"/>
-      <w:r>
-        <w:t>bricks</w:t>
-      </w:r>
-      <w:proofErr w:type="spellEnd"/>
-      <w:r>
-        <w:t xml:space="preserve"> </w:t>
-      </w:r>
-      <w:proofErr w:type="spellStart"/>
-      <w:r>
-        <w:t>that</w:t>
-      </w:r>
-      <w:proofErr w:type="spellEnd"/>
-      <w:r>
-        <w:t xml:space="preserve"> </w:t>
-      </w:r>
-      <w:proofErr w:type="spellStart"/>
-      <w:r>
-        <w:t>intersects</w:t>
-      </w:r>
-      <w:proofErr w:type="spellEnd"/>
-      <w:r>
-        <w:t xml:space="preserve"> </w:t>
-      </w:r>
-      <w:proofErr w:type="spellStart"/>
-      <w:r>
-        <w:t>ball</w:t>
-      </w:r>
-      <w:proofErr w:type="spellEnd"/>
-      <w:r>
-        <w:t xml:space="preserve">, or -1 </w:t>
-      </w:r>
-      <w:proofErr w:type="spellStart"/>
-      <w:r>
-        <w:t>if</w:t>
-      </w:r>
-      <w:proofErr w:type="spellEnd"/>
-      <w:r>
-        <w:t xml:space="preserve"> no </w:t>
-      </w:r>
-      <w:proofErr w:type="spellStart"/>
-      <w:r>
-        <w:t>collision</w:t>
-      </w:r>
-      <w:proofErr w:type="spellEnd"/>
-      <w:r>
-        <w:t>.</w:t>
+      <w:r>
+        <w:t>What it returns: the index (integer) of the first Rect in the sequence bricks that intersects ball, or -1 if no collision.</w:t>
       </w:r>
     </w:p>
     <w:p>
@@ -7416,13 +5345,8 @@
           <w:numId w:val="45"/>
         </w:numPr>
       </w:pPr>
-      <w:proofErr w:type="spellStart"/>
-      <w:r>
-        <w:t>Behavior</w:t>
-      </w:r>
-      <w:proofErr w:type="spellEnd"/>
-      <w:r>
-        <w:t xml:space="preserve"> notes:</w:t>
+      <w:r>
+        <w:t>Behavior notes:</w:t>
       </w:r>
     </w:p>
     <w:p>
@@ -7432,229 +5356,8 @@
           <w:numId w:val="45"/>
         </w:numPr>
       </w:pPr>
-      <w:proofErr w:type="spellStart"/>
-      <w:r>
-        <w:t>It</w:t>
-      </w:r>
-      <w:proofErr w:type="spellEnd"/>
-      <w:r>
-        <w:t xml:space="preserve"> </w:t>
-      </w:r>
-      <w:proofErr w:type="spellStart"/>
-      <w:r>
-        <w:t>checks</w:t>
-      </w:r>
-      <w:proofErr w:type="spellEnd"/>
-      <w:r>
-        <w:t xml:space="preserve"> </w:t>
-      </w:r>
-      <w:proofErr w:type="spellStart"/>
-      <w:r>
-        <w:t>rectangle</w:t>
-      </w:r>
-      <w:proofErr w:type="spellEnd"/>
-      <w:r>
-        <w:t xml:space="preserve"> </w:t>
-      </w:r>
-      <w:proofErr w:type="spellStart"/>
-      <w:r>
-        <w:t>overlap</w:t>
-      </w:r>
-      <w:proofErr w:type="spellEnd"/>
-      <w:r>
-        <w:t xml:space="preserve"> </w:t>
-      </w:r>
-      <w:proofErr w:type="spellStart"/>
-      <w:r>
-        <w:t>only</w:t>
-      </w:r>
-      <w:proofErr w:type="spellEnd"/>
-      <w:r>
-        <w:t xml:space="preserve"> (</w:t>
-      </w:r>
-      <w:proofErr w:type="spellStart"/>
-      <w:r>
-        <w:t>ball</w:t>
-      </w:r>
-      <w:proofErr w:type="spellEnd"/>
-      <w:r>
-        <w:t xml:space="preserve"> </w:t>
-      </w:r>
-      <w:proofErr w:type="spellStart"/>
-      <w:r>
-        <w:t>is</w:t>
-      </w:r>
-      <w:proofErr w:type="spellEnd"/>
-      <w:r>
-        <w:t xml:space="preserve"> a </w:t>
-      </w:r>
-      <w:proofErr w:type="spellStart"/>
-      <w:r>
-        <w:t>Rect</w:t>
-      </w:r>
-      <w:proofErr w:type="spellEnd"/>
-      <w:r>
-        <w:t xml:space="preserve"> </w:t>
-      </w:r>
-      <w:proofErr w:type="spellStart"/>
-      <w:r>
-        <w:t>even</w:t>
-      </w:r>
-      <w:proofErr w:type="spellEnd"/>
-      <w:r>
-        <w:t xml:space="preserve"> </w:t>
-      </w:r>
-      <w:proofErr w:type="spellStart"/>
-      <w:r>
-        <w:t>if</w:t>
-      </w:r>
-      <w:proofErr w:type="spellEnd"/>
-      <w:r>
-        <w:t xml:space="preserve"> </w:t>
-      </w:r>
-      <w:proofErr w:type="spellStart"/>
-      <w:r>
-        <w:t>you</w:t>
-      </w:r>
-      <w:proofErr w:type="spellEnd"/>
-      <w:r>
-        <w:t xml:space="preserve"> </w:t>
-      </w:r>
-      <w:proofErr w:type="spellStart"/>
-      <w:r>
-        <w:t>draw</w:t>
-      </w:r>
-      <w:proofErr w:type="spellEnd"/>
-      <w:r>
-        <w:t xml:space="preserve"> </w:t>
-      </w:r>
-      <w:proofErr w:type="spellStart"/>
-      <w:r>
-        <w:t>it</w:t>
-      </w:r>
-      <w:proofErr w:type="spellEnd"/>
-      <w:r>
-        <w:t xml:space="preserve"> </w:t>
-      </w:r>
-      <w:proofErr w:type="spellStart"/>
-      <w:r>
-        <w:t>with</w:t>
-      </w:r>
-      <w:proofErr w:type="spellEnd"/>
-      <w:r>
-        <w:t xml:space="preserve"> </w:t>
-      </w:r>
-      <w:proofErr w:type="spellStart"/>
-      <w:r>
-        <w:t>draw.ellipse</w:t>
-      </w:r>
-      <w:proofErr w:type="spellEnd"/>
-      <w:r>
-        <w:t xml:space="preserve">). </w:t>
-      </w:r>
-      <w:proofErr w:type="spellStart"/>
-      <w:r>
-        <w:t>The</w:t>
-      </w:r>
-      <w:proofErr w:type="spellEnd"/>
-      <w:r>
-        <w:t xml:space="preserve"> </w:t>
-      </w:r>
-      <w:proofErr w:type="spellStart"/>
-      <w:r>
-        <w:t>visual</w:t>
-      </w:r>
-      <w:proofErr w:type="spellEnd"/>
-      <w:r>
-        <w:t xml:space="preserve"> </w:t>
-      </w:r>
-      <w:proofErr w:type="spellStart"/>
-      <w:r>
-        <w:t>ellipse</w:t>
-      </w:r>
-      <w:proofErr w:type="spellEnd"/>
-      <w:r>
-        <w:t xml:space="preserve"> </w:t>
-      </w:r>
-      <w:proofErr w:type="spellStart"/>
-      <w:r>
-        <w:t>may</w:t>
-      </w:r>
-      <w:proofErr w:type="spellEnd"/>
-      <w:r>
-        <w:t xml:space="preserve"> </w:t>
-      </w:r>
-      <w:proofErr w:type="spellStart"/>
-      <w:r>
-        <w:t>not</w:t>
-      </w:r>
-      <w:proofErr w:type="spellEnd"/>
-      <w:r>
-        <w:t xml:space="preserve"> </w:t>
-      </w:r>
-      <w:proofErr w:type="spellStart"/>
-      <w:r>
-        <w:t>match</w:t>
-      </w:r>
-      <w:proofErr w:type="spellEnd"/>
-      <w:r>
-        <w:t xml:space="preserve"> </w:t>
-      </w:r>
-      <w:proofErr w:type="spellStart"/>
-      <w:r>
-        <w:t>exact</w:t>
-      </w:r>
-      <w:proofErr w:type="spellEnd"/>
-      <w:r>
-        <w:t xml:space="preserve"> </w:t>
-      </w:r>
-      <w:proofErr w:type="spellStart"/>
-      <w:r>
-        <w:t>collisions</w:t>
-      </w:r>
-      <w:proofErr w:type="spellEnd"/>
-      <w:r>
-        <w:t xml:space="preserve"> — </w:t>
-      </w:r>
-      <w:proofErr w:type="spellStart"/>
-      <w:r>
-        <w:t>collisions</w:t>
-      </w:r>
-      <w:proofErr w:type="spellEnd"/>
-      <w:r>
-        <w:t xml:space="preserve"> </w:t>
-      </w:r>
-      <w:proofErr w:type="spellStart"/>
-      <w:r>
-        <w:t>use</w:t>
-      </w:r>
-      <w:proofErr w:type="spellEnd"/>
-      <w:r>
-        <w:t xml:space="preserve"> </w:t>
-      </w:r>
-      <w:proofErr w:type="spellStart"/>
-      <w:r>
-        <w:t>the</w:t>
-      </w:r>
-      <w:proofErr w:type="spellEnd"/>
-      <w:r>
-        <w:t xml:space="preserve"> </w:t>
-      </w:r>
-      <w:proofErr w:type="spellStart"/>
-      <w:r>
-        <w:t>bounding</w:t>
-      </w:r>
-      <w:proofErr w:type="spellEnd"/>
-      <w:r>
-        <w:t xml:space="preserve"> </w:t>
-      </w:r>
-      <w:proofErr w:type="spellStart"/>
-      <w:r>
-        <w:t>rectangle</w:t>
-      </w:r>
-      <w:proofErr w:type="spellEnd"/>
-      <w:r>
-        <w:t>.</w:t>
+      <w:r>
+        <w:t>It checks rectangle overlap only (ball is a Rect even if you draw it with draw.ellipse). The visual ellipse may not match exact collisions — collisions use the bounding rectangle.</w:t>
       </w:r>
     </w:p>
     <w:p>
@@ -7664,173 +5367,8 @@
           <w:numId w:val="45"/>
         </w:numPr>
       </w:pPr>
-      <w:proofErr w:type="spellStart"/>
-      <w:r>
-        <w:t>It</w:t>
-      </w:r>
-      <w:proofErr w:type="spellEnd"/>
-      <w:r>
-        <w:t xml:space="preserve"> </w:t>
-      </w:r>
-      <w:proofErr w:type="spellStart"/>
-      <w:r>
-        <w:t>returns</w:t>
-      </w:r>
-      <w:proofErr w:type="spellEnd"/>
-      <w:r>
-        <w:t xml:space="preserve"> </w:t>
-      </w:r>
-      <w:proofErr w:type="spellStart"/>
-      <w:r>
-        <w:t>only</w:t>
-      </w:r>
-      <w:proofErr w:type="spellEnd"/>
-      <w:r>
-        <w:t xml:space="preserve"> </w:t>
-      </w:r>
-      <w:proofErr w:type="spellStart"/>
-      <w:r>
-        <w:t>the</w:t>
-      </w:r>
-      <w:proofErr w:type="spellEnd"/>
-      <w:r>
-        <w:t xml:space="preserve"> </w:t>
-      </w:r>
-      <w:proofErr w:type="spellStart"/>
-      <w:r>
-        <w:t>first</w:t>
-      </w:r>
-      <w:proofErr w:type="spellEnd"/>
-      <w:r>
-        <w:t xml:space="preserve"> </w:t>
-      </w:r>
-      <w:proofErr w:type="spellStart"/>
-      <w:r>
-        <w:t>matching</w:t>
-      </w:r>
-      <w:proofErr w:type="spellEnd"/>
-      <w:r>
-        <w:t xml:space="preserve"> index. </w:t>
-      </w:r>
-      <w:proofErr w:type="spellStart"/>
-      <w:r>
-        <w:t>If</w:t>
-      </w:r>
-      <w:proofErr w:type="spellEnd"/>
-      <w:r>
-        <w:t xml:space="preserve"> </w:t>
-      </w:r>
-      <w:proofErr w:type="spellStart"/>
-      <w:r>
-        <w:t>the</w:t>
-      </w:r>
-      <w:proofErr w:type="spellEnd"/>
-      <w:r>
-        <w:t xml:space="preserve"> </w:t>
-      </w:r>
-      <w:proofErr w:type="spellStart"/>
-      <w:r>
-        <w:t>ball</w:t>
-      </w:r>
-      <w:proofErr w:type="spellEnd"/>
-      <w:r>
-        <w:t xml:space="preserve"> </w:t>
-      </w:r>
-      <w:proofErr w:type="spellStart"/>
-      <w:r>
-        <w:t>overlaps</w:t>
-      </w:r>
-      <w:proofErr w:type="spellEnd"/>
-      <w:r>
-        <w:t xml:space="preserve"> </w:t>
-      </w:r>
-      <w:proofErr w:type="spellStart"/>
-      <w:r>
-        <w:t>multiple</w:t>
-      </w:r>
-      <w:proofErr w:type="spellEnd"/>
-      <w:r>
-        <w:t xml:space="preserve"> </w:t>
-      </w:r>
-      <w:proofErr w:type="spellStart"/>
-      <w:r>
-        <w:t>bricks</w:t>
-      </w:r>
-      <w:proofErr w:type="spellEnd"/>
-      <w:r>
-        <w:t xml:space="preserve"> in </w:t>
-      </w:r>
-      <w:proofErr w:type="spellStart"/>
-      <w:r>
-        <w:t>one</w:t>
-      </w:r>
-      <w:proofErr w:type="spellEnd"/>
-      <w:r>
-        <w:t xml:space="preserve"> </w:t>
-      </w:r>
-      <w:proofErr w:type="spellStart"/>
-      <w:r>
-        <w:t>frame</w:t>
-      </w:r>
-      <w:proofErr w:type="spellEnd"/>
-      <w:r>
-        <w:t xml:space="preserve">, </w:t>
-      </w:r>
-      <w:proofErr w:type="spellStart"/>
-      <w:r>
-        <w:t>collidelist</w:t>
-      </w:r>
-      <w:proofErr w:type="spellEnd"/>
-      <w:r>
-        <w:t xml:space="preserve"> </w:t>
-      </w:r>
-      <w:proofErr w:type="spellStart"/>
-      <w:r>
-        <w:t>returns</w:t>
-      </w:r>
-      <w:proofErr w:type="spellEnd"/>
-      <w:r>
-        <w:t xml:space="preserve"> </w:t>
-      </w:r>
-      <w:proofErr w:type="spellStart"/>
-      <w:r>
-        <w:t>only</w:t>
-      </w:r>
-      <w:proofErr w:type="spellEnd"/>
-      <w:r>
-        <w:t xml:space="preserve"> </w:t>
-      </w:r>
-      <w:proofErr w:type="spellStart"/>
-      <w:r>
-        <w:t>one</w:t>
-      </w:r>
-      <w:proofErr w:type="spellEnd"/>
-      <w:r>
-        <w:t xml:space="preserve"> index (</w:t>
-      </w:r>
-      <w:proofErr w:type="spellStart"/>
-      <w:r>
-        <w:t>the</w:t>
-      </w:r>
-      <w:proofErr w:type="spellEnd"/>
-      <w:r>
-        <w:t xml:space="preserve"> </w:t>
-      </w:r>
-      <w:proofErr w:type="spellStart"/>
-      <w:r>
-        <w:t>first</w:t>
-      </w:r>
-      <w:proofErr w:type="spellEnd"/>
-      <w:r>
-        <w:t xml:space="preserve"> in list </w:t>
-      </w:r>
-      <w:proofErr w:type="spellStart"/>
-      <w:r>
-        <w:t>order</w:t>
-      </w:r>
-      <w:proofErr w:type="spellEnd"/>
-      <w:r>
-        <w:t>).</w:t>
+      <w:r>
+        <w:t>It returns only the first matching index. If the ball overlaps multiple bricks in one frame, collidelist returns only one index (the first in list order).</w:t>
       </w:r>
     </w:p>
     <w:p>
@@ -7840,61 +5378,8 @@
           <w:numId w:val="45"/>
         </w:numPr>
       </w:pPr>
-      <w:proofErr w:type="spellStart"/>
-      <w:r>
-        <w:t>The</w:t>
-      </w:r>
-      <w:proofErr w:type="spellEnd"/>
-      <w:r>
-        <w:t xml:space="preserve"> </w:t>
-      </w:r>
-      <w:proofErr w:type="spellStart"/>
-      <w:r>
-        <w:t>sequence</w:t>
-      </w:r>
-      <w:proofErr w:type="spellEnd"/>
-      <w:r>
-        <w:t xml:space="preserve"> </w:t>
-      </w:r>
-      <w:proofErr w:type="spellStart"/>
-      <w:r>
-        <w:t>elements</w:t>
-      </w:r>
-      <w:proofErr w:type="spellEnd"/>
-      <w:r>
-        <w:t xml:space="preserve"> </w:t>
-      </w:r>
-      <w:proofErr w:type="spellStart"/>
-      <w:r>
-        <w:t>must</w:t>
-      </w:r>
-      <w:proofErr w:type="spellEnd"/>
-      <w:r>
-        <w:t xml:space="preserve"> </w:t>
-      </w:r>
-      <w:proofErr w:type="spellStart"/>
-      <w:r>
-        <w:t>be</w:t>
-      </w:r>
-      <w:proofErr w:type="spellEnd"/>
-      <w:r>
-        <w:t xml:space="preserve"> </w:t>
-      </w:r>
-      <w:proofErr w:type="spellStart"/>
-      <w:r>
-        <w:t>pygame.Rect-like</w:t>
-      </w:r>
-      <w:proofErr w:type="spellEnd"/>
-      <w:r>
-        <w:t xml:space="preserve"> </w:t>
-      </w:r>
-      <w:proofErr w:type="spellStart"/>
-      <w:r>
-        <w:t>objects</w:t>
-      </w:r>
-      <w:proofErr w:type="spellEnd"/>
-      <w:r>
-        <w:t>.</w:t>
+      <w:r>
+        <w:t>The sequence elements must be pygame.Rect-like objects.</w:t>
       </w:r>
     </w:p>
     <w:p/>
@@ -7933,49 +5418,12 @@
         <w:t>20. 11. 2025</w:t>
       </w:r>
       <w:r>
-        <w:t xml:space="preserve"> – vysvetliť jednoduchú hru </w:t>
-      </w:r>
-      <w:proofErr w:type="spellStart"/>
-      <w:r>
-        <w:t>minigame</w:t>
-      </w:r>
-      <w:proofErr w:type="spellEnd"/>
-      <w:r>
-        <w:t xml:space="preserve"> a príklad – prejsť na bubliny</w:t>
-      </w:r>
-    </w:p>
-    <w:p>
-      <w:proofErr w:type="spellStart"/>
-      <w:r>
-        <w:t>Catch</w:t>
-      </w:r>
-      <w:proofErr w:type="spellEnd"/>
-      <w:r>
-        <w:t xml:space="preserve"> </w:t>
-      </w:r>
-      <w:proofErr w:type="spellStart"/>
-      <w:r>
-        <w:t>the</w:t>
-      </w:r>
-      <w:proofErr w:type="spellEnd"/>
-      <w:r>
-        <w:t xml:space="preserve"> </w:t>
-      </w:r>
-      <w:proofErr w:type="spellStart"/>
-      <w:r>
-        <w:t>falling</w:t>
-      </w:r>
-      <w:proofErr w:type="spellEnd"/>
-      <w:r>
-        <w:t xml:space="preserve"> </w:t>
-      </w:r>
-      <w:proofErr w:type="spellStart"/>
-      <w:r>
-        <w:t>blocks</w:t>
-      </w:r>
-      <w:proofErr w:type="spellEnd"/>
-      <w:r>
-        <w:t xml:space="preserve"> mini game</w:t>
+        <w:t xml:space="preserve"> – vysvetliť jednoduchú hru minigame a príklad – prejsť na bubliny</w:t>
+      </w:r>
+    </w:p>
+    <w:p>
+      <w:r>
+        <w:t>Catch the falling blocks mini game</w:t>
       </w:r>
     </w:p>
     <w:p>
@@ -8033,53 +5481,15 @@
     </w:p>
     <w:p>
       <w:r>
-        <w:t xml:space="preserve">Vyskúšať </w:t>
-      </w:r>
-      <w:proofErr w:type="spellStart"/>
-      <w:r>
-        <w:t>quiz</w:t>
-      </w:r>
-      <w:proofErr w:type="spellEnd"/>
-      <w:r>
-        <w:t xml:space="preserve"> - </w:t>
+        <w:t xml:space="preserve">Vyskúšať quiz - </w:t>
       </w:r>
       <w:hyperlink r:id="rId51" w:history="1">
-        <w:proofErr w:type="spellStart"/>
         <w:r>
           <w:rPr>
             <w:rStyle w:val="Hyperlink"/>
           </w:rPr>
-          <w:t>Python</w:t>
+          <w:t>Python Quiz - GeeksforGeeks</w:t>
         </w:r>
-        <w:proofErr w:type="spellEnd"/>
-        <w:r>
-          <w:rPr>
-            <w:rStyle w:val="Hyperlink"/>
-          </w:rPr>
-          <w:t xml:space="preserve"> </w:t>
-        </w:r>
-        <w:proofErr w:type="spellStart"/>
-        <w:r>
-          <w:rPr>
-            <w:rStyle w:val="Hyperlink"/>
-          </w:rPr>
-          <w:t>Quiz</w:t>
-        </w:r>
-        <w:proofErr w:type="spellEnd"/>
-        <w:r>
-          <w:rPr>
-            <w:rStyle w:val="Hyperlink"/>
-          </w:rPr>
-          <w:t xml:space="preserve"> - </w:t>
-        </w:r>
-        <w:proofErr w:type="spellStart"/>
-        <w:r>
-          <w:rPr>
-            <w:rStyle w:val="Hyperlink"/>
-          </w:rPr>
-          <w:t>GeeksforGeeks</w:t>
-        </w:r>
-        <w:proofErr w:type="spellEnd"/>
       </w:hyperlink>
     </w:p>
     <w:p/>
@@ -8111,56 +5521,12 @@
     </w:p>
     <w:p>
       <w:hyperlink r:id="rId53" w:history="1">
-        <w:proofErr w:type="spellStart"/>
         <w:r>
           <w:rPr>
             <w:rStyle w:val="Hyperlink"/>
           </w:rPr>
-          <w:t>Quiz</w:t>
+          <w:t>Quiz about Python List Quiz</w:t>
         </w:r>
-        <w:proofErr w:type="spellEnd"/>
-        <w:r>
-          <w:rPr>
-            <w:rStyle w:val="Hyperlink"/>
-          </w:rPr>
-          <w:t xml:space="preserve"> </w:t>
-        </w:r>
-        <w:proofErr w:type="spellStart"/>
-        <w:r>
-          <w:rPr>
-            <w:rStyle w:val="Hyperlink"/>
-          </w:rPr>
-          <w:t>about</w:t>
-        </w:r>
-        <w:proofErr w:type="spellEnd"/>
-        <w:r>
-          <w:rPr>
-            <w:rStyle w:val="Hyperlink"/>
-          </w:rPr>
-          <w:t xml:space="preserve"> </w:t>
-        </w:r>
-        <w:proofErr w:type="spellStart"/>
-        <w:r>
-          <w:rPr>
-            <w:rStyle w:val="Hyperlink"/>
-          </w:rPr>
-          <w:t>Python</w:t>
-        </w:r>
-        <w:proofErr w:type="spellEnd"/>
-        <w:r>
-          <w:rPr>
-            <w:rStyle w:val="Hyperlink"/>
-          </w:rPr>
-          <w:t xml:space="preserve"> List </w:t>
-        </w:r>
-        <w:proofErr w:type="spellStart"/>
-        <w:r>
-          <w:rPr>
-            <w:rStyle w:val="Hyperlink"/>
-          </w:rPr>
-          <w:t>Quiz</w:t>
-        </w:r>
-        <w:proofErr w:type="spellEnd"/>
       </w:hyperlink>
     </w:p>
     <w:p>
@@ -8169,6 +5535,358 @@
       </w:r>
     </w:p>
     <w:p/>
+    <w:p>
+      <w:pPr>
+        <w:jc w:val="both"/>
+      </w:pPr>
+      <w:r>
+        <w:t xml:space="preserve">26. 3. 2026 – program Garden upraviť (refactoring) - </w:t>
+      </w:r>
+      <w:r>
+        <w:t>Refactoring</w:t>
+      </w:r>
+      <w:r>
+        <w:t xml:space="preserve"> </w:t>
+      </w:r>
+      <w:r>
+        <w:t>or</w:t>
+      </w:r>
+      <w:r>
+        <w:t xml:space="preserve"> </w:t>
+      </w:r>
+      <w:r>
+        <w:t>Code</w:t>
+      </w:r>
+      <w:r>
+        <w:t xml:space="preserve"> </w:t>
+      </w:r>
+      <w:r>
+        <w:t>Refactoring</w:t>
+      </w:r>
+      <w:r>
+        <w:t xml:space="preserve"> </w:t>
+      </w:r>
+      <w:r>
+        <w:t>is</w:t>
+      </w:r>
+      <w:r>
+        <w:t xml:space="preserve"> </w:t>
+      </w:r>
+      <w:r>
+        <w:t>defined</w:t>
+      </w:r>
+      <w:r>
+        <w:t xml:space="preserve"> </w:t>
+      </w:r>
+      <w:r>
+        <w:t>as</w:t>
+      </w:r>
+      <w:r>
+        <w:t xml:space="preserve"> </w:t>
+      </w:r>
+      <w:r>
+        <w:rPr>
+          <w:b/>
+          <w:bCs/>
+        </w:rPr>
+        <w:t>systematic</w:t>
+      </w:r>
+      <w:r>
+        <w:rPr>
+          <w:b/>
+          <w:bCs/>
+        </w:rPr>
+        <w:t xml:space="preserve"> </w:t>
+      </w:r>
+      <w:r>
+        <w:rPr>
+          <w:b/>
+          <w:bCs/>
+        </w:rPr>
+        <w:t>process</w:t>
+      </w:r>
+      <w:r>
+        <w:rPr>
+          <w:b/>
+          <w:bCs/>
+        </w:rPr>
+        <w:t xml:space="preserve"> </w:t>
+      </w:r>
+      <w:r>
+        <w:rPr>
+          <w:b/>
+          <w:bCs/>
+        </w:rPr>
+        <w:t>of</w:t>
+      </w:r>
+      <w:r>
+        <w:rPr>
+          <w:b/>
+          <w:bCs/>
+        </w:rPr>
+        <w:t xml:space="preserve"> </w:t>
+      </w:r>
+      <w:r>
+        <w:rPr>
+          <w:b/>
+          <w:bCs/>
+        </w:rPr>
+        <w:t>improving</w:t>
+      </w:r>
+      <w:r>
+        <w:rPr>
+          <w:b/>
+          <w:bCs/>
+        </w:rPr>
+        <w:t xml:space="preserve"> </w:t>
+      </w:r>
+      <w:r>
+        <w:rPr>
+          <w:b/>
+          <w:bCs/>
+        </w:rPr>
+        <w:t>existing</w:t>
+      </w:r>
+      <w:r>
+        <w:rPr>
+          <w:b/>
+          <w:bCs/>
+        </w:rPr>
+        <w:t xml:space="preserve"> </w:t>
+      </w:r>
+      <w:r>
+        <w:rPr>
+          <w:b/>
+          <w:bCs/>
+        </w:rPr>
+        <w:t>computer</w:t>
+      </w:r>
+      <w:r>
+        <w:rPr>
+          <w:b/>
+          <w:bCs/>
+        </w:rPr>
+        <w:t xml:space="preserve"> </w:t>
+      </w:r>
+      <w:r>
+        <w:rPr>
+          <w:b/>
+          <w:bCs/>
+        </w:rPr>
+        <w:t>code</w:t>
+      </w:r>
+      <w:r>
+        <w:t>,</w:t>
+      </w:r>
+      <w:r>
+        <w:t xml:space="preserve"> </w:t>
+      </w:r>
+      <w:r>
+        <w:t>without</w:t>
+      </w:r>
+      <w:r>
+        <w:t xml:space="preserve"> </w:t>
+      </w:r>
+      <w:r>
+        <w:t>adding</w:t>
+      </w:r>
+      <w:r>
+        <w:t xml:space="preserve"> </w:t>
+      </w:r>
+      <w:r>
+        <w:t>new</w:t>
+      </w:r>
+      <w:r>
+        <w:t xml:space="preserve"> </w:t>
+      </w:r>
+      <w:r>
+        <w:t>functionality</w:t>
+      </w:r>
+      <w:r>
+        <w:t xml:space="preserve"> </w:t>
+      </w:r>
+      <w:r>
+        <w:t>or</w:t>
+      </w:r>
+      <w:r>
+        <w:t xml:space="preserve"> </w:t>
+      </w:r>
+      <w:r>
+        <w:t>changing</w:t>
+      </w:r>
+      <w:r>
+        <w:t xml:space="preserve"> </w:t>
+      </w:r>
+      <w:r>
+        <w:t>external</w:t>
+      </w:r>
+      <w:r>
+        <w:t xml:space="preserve"> </w:t>
+      </w:r>
+      <w:r>
+        <w:t>behaviour</w:t>
+      </w:r>
+      <w:r>
+        <w:t xml:space="preserve"> </w:t>
+      </w:r>
+      <w:r>
+        <w:t>of</w:t>
+      </w:r>
+      <w:r>
+        <w:t xml:space="preserve"> </w:t>
+      </w:r>
+      <w:r>
+        <w:t>the</w:t>
+      </w:r>
+      <w:r>
+        <w:t xml:space="preserve"> </w:t>
+      </w:r>
+      <w:r>
+        <w:t>code.</w:t>
+      </w:r>
+      <w:r>
+        <w:t xml:space="preserve"> </w:t>
+      </w:r>
+      <w:r>
+        <w:t>It</w:t>
+      </w:r>
+      <w:r>
+        <w:t xml:space="preserve"> </w:t>
+      </w:r>
+      <w:r>
+        <w:t>is</w:t>
+      </w:r>
+      <w:r>
+        <w:t xml:space="preserve"> </w:t>
+      </w:r>
+      <w:r>
+        <w:t>intended</w:t>
+      </w:r>
+      <w:r>
+        <w:t xml:space="preserve"> </w:t>
+      </w:r>
+      <w:r>
+        <w:t>to</w:t>
+      </w:r>
+      <w:r>
+        <w:t xml:space="preserve"> </w:t>
+      </w:r>
+      <w:r>
+        <w:t>change</w:t>
+      </w:r>
+      <w:r>
+        <w:t xml:space="preserve"> </w:t>
+      </w:r>
+      <w:r>
+        <w:t>the</w:t>
+      </w:r>
+      <w:r>
+        <w:t xml:space="preserve"> </w:t>
+      </w:r>
+      <w:r>
+        <w:t>implementation,</w:t>
+      </w:r>
+      <w:r>
+        <w:t xml:space="preserve"> </w:t>
+      </w:r>
+      <w:r>
+        <w:t>definition,</w:t>
+      </w:r>
+      <w:r>
+        <w:t xml:space="preserve"> </w:t>
+      </w:r>
+      <w:r>
+        <w:t>structure</w:t>
+      </w:r>
+      <w:r>
+        <w:t xml:space="preserve"> </w:t>
+      </w:r>
+      <w:r>
+        <w:t>of</w:t>
+      </w:r>
+      <w:r>
+        <w:t xml:space="preserve"> </w:t>
+      </w:r>
+      <w:r>
+        <w:t>code</w:t>
+      </w:r>
+      <w:r>
+        <w:t xml:space="preserve"> </w:t>
+      </w:r>
+      <w:r>
+        <w:t>without</w:t>
+      </w:r>
+      <w:r>
+        <w:t xml:space="preserve"> </w:t>
+      </w:r>
+      <w:r>
+        <w:t>changing</w:t>
+      </w:r>
+      <w:r>
+        <w:t xml:space="preserve"> </w:t>
+      </w:r>
+      <w:r>
+        <w:t>functionality</w:t>
+      </w:r>
+      <w:r>
+        <w:t xml:space="preserve"> </w:t>
+      </w:r>
+      <w:r>
+        <w:t>of</w:t>
+      </w:r>
+      <w:r>
+        <w:t xml:space="preserve"> </w:t>
+      </w:r>
+      <w:r>
+        <w:t>software.</w:t>
+      </w:r>
+    </w:p>
+    <w:p>
+      <w:pPr>
+        <w:pStyle w:val="Heading2"/>
+      </w:pPr>
+      <w:r>
+        <w:t>Čo nové v roku 2026 v Pythone.</w:t>
+      </w:r>
+    </w:p>
+    <w:p>
+      <w:pPr>
+        <w:jc w:val="both"/>
+      </w:pPr>
+      <w:r>
+        <w:t>Simple Game Loop Using PyGame Community Edition (2026)</w:t>
+      </w:r>
+    </w:p>
+    <w:p>
+      <w:pPr>
+        <w:jc w:val="both"/>
+      </w:pPr>
+      <w:r>
+        <w:t>PyGame CE is now the de</w:t>
+      </w:r>
+      <w:r>
+        <w:rPr>
+          <w:rFonts w:ascii="Cambria Math" w:hAnsi="Cambria Math" w:cs="Cambria Math"/>
+        </w:rPr>
+        <w:t>‑</w:t>
+      </w:r>
+      <w:r>
+        <w:t>facto standard for hobby game dev.</w:t>
+      </w:r>
+    </w:p>
+    <w:p>
+      <w:pPr>
+        <w:jc w:val="both"/>
+      </w:pPr>
+    </w:p>
+    <w:p>
+      <w:pPr>
+        <w:jc w:val="both"/>
+      </w:pPr>
+      <w:r>
+        <w:t>Skúsiť doladiť preklad v Python</w:t>
+      </w:r>
+    </w:p>
     <w:sectPr>
       <w:footerReference w:type="default" r:id="rId54"/>
       <w:pgSz w:w="11906" w:h="16838"/>
@@ -12410,6 +10128,7 @@
   <w:style w:type="character" w:default="1" w:styleId="DefaultParagraphFont">
     <w:name w:val="Default Paragraph Font"/>
     <w:uiPriority w:val="1"/>
+    <w:semiHidden/>
     <w:unhideWhenUsed/>
   </w:style>
   <w:style w:type="table" w:default="1" w:styleId="TableNormal">

--- a/IT Hodiny/namety_postupu_skolenia.docx
+++ b/IT Hodiny/namety_postupu_skolenia.docx
@@ -5884,11 +5884,59 @@
         <w:jc w:val="both"/>
       </w:pPr>
       <w:r>
-        <w:t>Skúsiť doladiť preklad v Python</w:t>
+        <w:t>Skúsiť doladiť preklad v</w:t>
+      </w:r>
+      <w:r>
+        <w:t> </w:t>
+      </w:r>
+      <w:r>
+        <w:t>Python</w:t>
+      </w:r>
+    </w:p>
+    <w:p>
+      <w:pPr>
+        <w:jc w:val="both"/>
+      </w:pPr>
+    </w:p>
+    <w:p>
+      <w:pPr>
+        <w:pStyle w:val="Heading2"/>
+      </w:pPr>
+      <w:r>
+        <w:t>Štúdium.</w:t>
+      </w:r>
+    </w:p>
+    <w:p>
+      <w:hyperlink r:id="rId54" w:anchor="_importresolvefailure" w:history="1">
+        <w:r>
+          <w:rPr>
+            <w:rStyle w:val="Hyperlink"/>
+          </w:rPr>
+          <w:t>Úprava Pythonu vo Visual Studio Code</w:t>
+        </w:r>
+      </w:hyperlink>
+    </w:p>
+    <w:p>
+      <w:hyperlink r:id="rId55" w:history="1">
+        <w:r>
+          <w:rPr>
+            <w:rStyle w:val="Hyperlink"/>
+          </w:rPr>
+          <w:t>IntelliSense</w:t>
+        </w:r>
+      </w:hyperlink>
+      <w:r>
+        <w:t xml:space="preserve"> – ctrl</w:t>
+      </w:r>
+      <w:r>
+        <w:t>+</w:t>
+      </w:r>
+      <w:r>
+        <w:t>space</w:t>
       </w:r>
     </w:p>
     <w:sectPr>
-      <w:footerReference w:type="default" r:id="rId54"/>
+      <w:footerReference w:type="default" r:id="rId56"/>
       <w:pgSz w:w="11906" w:h="16838"/>
       <w:pgMar w:top="1440" w:right="1440" w:bottom="1440" w:left="1440" w:header="708" w:footer="708" w:gutter="0"/>
       <w:cols w:space="708"/>
@@ -10128,7 +10176,6 @@
   <w:style w:type="character" w:default="1" w:styleId="DefaultParagraphFont">
     <w:name w:val="Default Paragraph Font"/>
     <w:uiPriority w:val="1"/>
-    <w:semiHidden/>
     <w:unhideWhenUsed/>
   </w:style>
   <w:style w:type="table" w:default="1" w:styleId="TableNormal">

--- a/IT Hodiny/namety_postupu_skolenia.docx
+++ b/IT Hodiny/namety_postupu_skolenia.docx
@@ -5935,8 +5935,23 @@
         <w:t>space</w:t>
       </w:r>
     </w:p>
+    <w:p>
+      <w:r>
+        <w:t>PyGame CE</w:t>
+      </w:r>
+    </w:p>
+    <w:p>
+      <w:hyperlink r:id="rId56" w:history="1">
+        <w:r>
+          <w:rPr>
+            <w:rStyle w:val="Hyperlink"/>
+          </w:rPr>
+          <w:t>pygame-examples/pgex/examples at main · pygame-examples/pygame-examples</w:t>
+        </w:r>
+      </w:hyperlink>
+    </w:p>
     <w:sectPr>
-      <w:footerReference w:type="default" r:id="rId56"/>
+      <w:footerReference w:type="default" r:id="rId57"/>
       <w:pgSz w:w="11906" w:h="16838"/>
       <w:pgMar w:top="1440" w:right="1440" w:bottom="1440" w:left="1440" w:header="708" w:footer="708" w:gutter="0"/>
       <w:cols w:space="708"/>
